--- a/2023年/2023年12月中国电子学会软件编程图形化等级考试3级.docx
+++ b/2023年/2023年12月中国电子学会软件编程图形化等级考试3级.docx
@@ -1,410 +1,5 @@
 
-<file path=docProps\app.xml><?xml version="1.0" encoding="utf-8"?>
-<Properties xmlns="http://schemas.openxmlformats.org/officeDocument/2006/extended-properties" xmlns:vt="http://schemas.openxmlformats.org/officeDocument/2006/docPropsVTypes">
-  <Template>Normal.dotm</Template>
-  <Pages>1</Pages>
-  <Words>0</Words>
-  <Characters>0</Characters>
-  <Lines>0</Lines>
-  <Paragraphs>0</Paragraphs>
-  <TotalTime>1</TotalTime>
-  <ScaleCrop>false</ScaleCrop>
-  <LinksUpToDate>false</LinksUpToDate>
-  <CharactersWithSpaces>0</CharactersWithSpaces>
-  <Application>WPS Office_12.1.0.16120_F1E327BC-269C-435d-A152-05C5408002CA</Application>
-  <DocSecurity>0</DocSecurity>
-</Properties>
-</file>
-
-<file path=docProps\core.xml><?xml version="1.0" encoding="utf-8"?>
-<cp:coreProperties xmlns:cp="http://schemas.openxmlformats.org/package/2006/metadata/core-properties" xmlns:dc="http://purl.org/dc/elements/1.1/" xmlns:dcterms="http://purl.org/dc/terms/" xmlns:dcmitype="http://purl.org/dc/dcmitype/" xmlns:xsi="http://www.w3.org/2001/XMLSchema-instance">
-  <dcterms:created xsi:type="dcterms:W3CDTF">2023-12-28T03:19:00Z</dcterms:created>
-  <dc:creator>Administrator</dc:creator>
-  <cp:lastModifiedBy>CIE-新疆考试服务中心 张老师</cp:lastModifiedBy>
-  <dcterms:modified xsi:type="dcterms:W3CDTF">2024-01-05T03:40:18Z</dcterms:modified>
-</cp:coreProperties>
-</file>
-
-<file path=docProps\custom.xml><?xml version="1.0" encoding="utf-8"?>
-<Properties xmlns="http://schemas.openxmlformats.org/officeDocument/2006/custom-properties" xmlns:vt="http://schemas.openxmlformats.org/officeDocument/2006/docPropsVTypes">
-  <property fmtid="{D5CDD505-2E9C-101B-9397-08002B2CF9AE}" pid="2" name="KSOProductBuildVer">
-    <vt:lpwstr>2052-12.1.0.16120</vt:lpwstr>
-  </property>
-  <property fmtid="{D5CDD505-2E9C-101B-9397-08002B2CF9AE}" pid="3" name="ICV">
-    <vt:lpwstr>70B91438D5394B5CB1AAD7677744FAC7_12</vt:lpwstr>
-  </property>
-</Properties>
-</file>
-
-<file path=word\activeX\activeX1.xml><?xml version="1.0" encoding="utf-8"?>
-<ax:ocx xmlns:ax="http://schemas.microsoft.com/office/2006/activeX" xmlns:r="http://schemas.openxmlformats.org/officeDocument/2006/relationships" ax:classid="{CDCDCDCD-CDCD-CDCD-CDCD-CDCDCDCDCDCD}" r:id="rId1" ax:persistence="persistStorage"/>
-</file>
-
-<file path=word\activeX\activeX10.xml><?xml version="1.0" encoding="utf-8"?>
-<ax:ocx xmlns:ax="http://schemas.microsoft.com/office/2006/activeX" xmlns:r="http://schemas.openxmlformats.org/officeDocument/2006/relationships" ax:classid="{CDCDCDCD-CDCD-CDCD-CDCD-CDCDCDCDCDCD}" r:id="rId1" ax:persistence="persistStorage"/>
-</file>
-
-<file path=word\activeX\activeX11.xml><?xml version="1.0" encoding="utf-8"?>
-<ax:ocx xmlns:ax="http://schemas.microsoft.com/office/2006/activeX" xmlns:r="http://schemas.openxmlformats.org/officeDocument/2006/relationships" ax:classid="{CDCDCDCD-CDCD-CDCD-CDCD-CDCDCDCDCDCD}" r:id="rId1" ax:persistence="persistStorage"/>
-</file>
-
-<file path=word\activeX\activeX12.xml><?xml version="1.0" encoding="utf-8"?>
-<ax:ocx xmlns:ax="http://schemas.microsoft.com/office/2006/activeX" xmlns:r="http://schemas.openxmlformats.org/officeDocument/2006/relationships" ax:classid="{CDCDCDCD-CDCD-CDCD-CDCD-CDCDCDCDCDCD}" r:id="rId1" ax:persistence="persistStorage"/>
-</file>
-
-<file path=word\activeX\activeX13.xml><?xml version="1.0" encoding="utf-8"?>
-<ax:ocx xmlns:ax="http://schemas.microsoft.com/office/2006/activeX" xmlns:r="http://schemas.openxmlformats.org/officeDocument/2006/relationships" ax:classid="{CDCDCDCD-CDCD-CDCD-CDCD-CDCDCDCDCDCD}" r:id="rId1" ax:persistence="persistStorage"/>
-</file>
-
-<file path=word\activeX\activeX14.xml><?xml version="1.0" encoding="utf-8"?>
-<ax:ocx xmlns:ax="http://schemas.microsoft.com/office/2006/activeX" xmlns:r="http://schemas.openxmlformats.org/officeDocument/2006/relationships" ax:classid="{CDCDCDCD-CDCD-CDCD-CDCD-CDCDCDCDCDCD}" r:id="rId1" ax:persistence="persistStorage"/>
-</file>
-
-<file path=word\activeX\activeX15.xml><?xml version="1.0" encoding="utf-8"?>
-<ax:ocx xmlns:ax="http://schemas.microsoft.com/office/2006/activeX" xmlns:r="http://schemas.openxmlformats.org/officeDocument/2006/relationships" ax:classid="{CDCDCDCD-CDCD-CDCD-CDCD-CDCDCDCDCDCD}" r:id="rId1" ax:persistence="persistStorage"/>
-</file>
-
-<file path=word\activeX\activeX16.xml><?xml version="1.0" encoding="utf-8"?>
-<ax:ocx xmlns:ax="http://schemas.microsoft.com/office/2006/activeX" xmlns:r="http://schemas.openxmlformats.org/officeDocument/2006/relationships" ax:classid="{CDCDCDCD-CDCD-CDCD-CDCD-CDCDCDCDCDCD}" r:id="rId1" ax:persistence="persistStorage"/>
-</file>
-
-<file path=word\activeX\activeX17.xml><?xml version="1.0" encoding="utf-8"?>
-<ax:ocx xmlns:ax="http://schemas.microsoft.com/office/2006/activeX" xmlns:r="http://schemas.openxmlformats.org/officeDocument/2006/relationships" ax:classid="{CDCDCDCD-CDCD-CDCD-CDCD-CDCDCDCDCDCD}" r:id="rId1" ax:persistence="persistStorage"/>
-</file>
-
-<file path=word\activeX\activeX18.xml><?xml version="1.0" encoding="utf-8"?>
-<ax:ocx xmlns:ax="http://schemas.microsoft.com/office/2006/activeX" xmlns:r="http://schemas.openxmlformats.org/officeDocument/2006/relationships" ax:classid="{CDCDCDCD-CDCD-CDCD-CDCD-CDCDCDCDCDCD}" r:id="rId1" ax:persistence="persistStorage"/>
-</file>
-
-<file path=word\activeX\activeX19.xml><?xml version="1.0" encoding="utf-8"?>
-<ax:ocx xmlns:ax="http://schemas.microsoft.com/office/2006/activeX" xmlns:r="http://schemas.openxmlformats.org/officeDocument/2006/relationships" ax:classid="{CDCDCDCD-CDCD-CDCD-CDCD-CDCDCDCDCDCD}" r:id="rId1" ax:persistence="persistStorage"/>
-</file>
-
-<file path=word\activeX\activeX2.xml><?xml version="1.0" encoding="utf-8"?>
-<ax:ocx xmlns:ax="http://schemas.microsoft.com/office/2006/activeX" xmlns:r="http://schemas.openxmlformats.org/officeDocument/2006/relationships" ax:classid="{CDCDCDCD-CDCD-CDCD-CDCD-CDCDCDCDCDCD}" r:id="rId1" ax:persistence="persistStorage"/>
-</file>
-
-<file path=word\activeX\activeX20.xml><?xml version="1.0" encoding="utf-8"?>
-<ax:ocx xmlns:ax="http://schemas.microsoft.com/office/2006/activeX" xmlns:r="http://schemas.openxmlformats.org/officeDocument/2006/relationships" ax:classid="{CDCDCDCD-CDCD-CDCD-CDCD-CDCDCDCDCDCD}" r:id="rId1" ax:persistence="persistStorage"/>
-</file>
-
-<file path=word\activeX\activeX21.xml><?xml version="1.0" encoding="utf-8"?>
-<ax:ocx xmlns:ax="http://schemas.microsoft.com/office/2006/activeX" xmlns:r="http://schemas.openxmlformats.org/officeDocument/2006/relationships" ax:classid="{CDCDCDCD-CDCD-CDCD-CDCD-CDCDCDCDCDCD}" r:id="rId1" ax:persistence="persistStorage"/>
-</file>
-
-<file path=word\activeX\activeX22.xml><?xml version="1.0" encoding="utf-8"?>
-<ax:ocx xmlns:ax="http://schemas.microsoft.com/office/2006/activeX" xmlns:r="http://schemas.openxmlformats.org/officeDocument/2006/relationships" ax:classid="{CDCDCDCD-CDCD-CDCD-CDCD-CDCDCDCDCDCD}" r:id="rId1" ax:persistence="persistStorage"/>
-</file>
-
-<file path=word\activeX\activeX23.xml><?xml version="1.0" encoding="utf-8"?>
-<ax:ocx xmlns:ax="http://schemas.microsoft.com/office/2006/activeX" xmlns:r="http://schemas.openxmlformats.org/officeDocument/2006/relationships" ax:classid="{CDCDCDCD-CDCD-CDCD-CDCD-CDCDCDCDCDCD}" r:id="rId1" ax:persistence="persistStorage"/>
-</file>
-
-<file path=word\activeX\activeX24.xml><?xml version="1.0" encoding="utf-8"?>
-<ax:ocx xmlns:ax="http://schemas.microsoft.com/office/2006/activeX" xmlns:r="http://schemas.openxmlformats.org/officeDocument/2006/relationships" ax:classid="{CDCDCDCD-CDCD-CDCD-CDCD-CDCDCDCDCDCD}" r:id="rId1" ax:persistence="persistStorage"/>
-</file>
-
-<file path=word\activeX\activeX25.xml><?xml version="1.0" encoding="utf-8"?>
-<ax:ocx xmlns:ax="http://schemas.microsoft.com/office/2006/activeX" xmlns:r="http://schemas.openxmlformats.org/officeDocument/2006/relationships" ax:classid="{CDCDCDCD-CDCD-CDCD-CDCD-CDCDCDCDCDCD}" r:id="rId1" ax:persistence="persistStorage"/>
-</file>
-
-<file path=word\activeX\activeX26.xml><?xml version="1.0" encoding="utf-8"?>
-<ax:ocx xmlns:ax="http://schemas.microsoft.com/office/2006/activeX" xmlns:r="http://schemas.openxmlformats.org/officeDocument/2006/relationships" ax:classid="{CDCDCDCD-CDCD-CDCD-CDCD-CDCDCDCDCDCD}" r:id="rId1" ax:persistence="persistStorage"/>
-</file>
-
-<file path=word\activeX\activeX27.xml><?xml version="1.0" encoding="utf-8"?>
-<ax:ocx xmlns:ax="http://schemas.microsoft.com/office/2006/activeX" xmlns:r="http://schemas.openxmlformats.org/officeDocument/2006/relationships" ax:classid="{CDCDCDCD-CDCD-CDCD-CDCD-CDCDCDCDCDCD}" r:id="rId1" ax:persistence="persistStorage"/>
-</file>
-
-<file path=word\activeX\activeX28.xml><?xml version="1.0" encoding="utf-8"?>
-<ax:ocx xmlns:ax="http://schemas.microsoft.com/office/2006/activeX" xmlns:r="http://schemas.openxmlformats.org/officeDocument/2006/relationships" ax:classid="{CDCDCDCD-CDCD-CDCD-CDCD-CDCDCDCDCDCD}" r:id="rId1" ax:persistence="persistStorage"/>
-</file>
-
-<file path=word\activeX\activeX29.xml><?xml version="1.0" encoding="utf-8"?>
-<ax:ocx xmlns:ax="http://schemas.microsoft.com/office/2006/activeX" xmlns:r="http://schemas.openxmlformats.org/officeDocument/2006/relationships" ax:classid="{CDCDCDCD-CDCD-CDCD-CDCD-CDCDCDCDCDCD}" r:id="rId1" ax:persistence="persistStorage"/>
-</file>
-
-<file path=word\activeX\activeX3.xml><?xml version="1.0" encoding="utf-8"?>
-<ax:ocx xmlns:ax="http://schemas.microsoft.com/office/2006/activeX" xmlns:r="http://schemas.openxmlformats.org/officeDocument/2006/relationships" ax:classid="{CDCDCDCD-CDCD-CDCD-CDCD-CDCDCDCDCDCD}" r:id="rId1" ax:persistence="persistStorage"/>
-</file>
-
-<file path=word\activeX\activeX30.xml><?xml version="1.0" encoding="utf-8"?>
-<ax:ocx xmlns:ax="http://schemas.microsoft.com/office/2006/activeX" xmlns:r="http://schemas.openxmlformats.org/officeDocument/2006/relationships" ax:classid="{CDCDCDCD-CDCD-CDCD-CDCD-CDCDCDCDCDCD}" r:id="rId1" ax:persistence="persistStorage"/>
-</file>
-
-<file path=word\activeX\activeX31.xml><?xml version="1.0" encoding="utf-8"?>
-<ax:ocx xmlns:ax="http://schemas.microsoft.com/office/2006/activeX" xmlns:r="http://schemas.openxmlformats.org/officeDocument/2006/relationships" ax:classid="{CDCDCDCD-CDCD-CDCD-CDCD-CDCDCDCDCDCD}" r:id="rId1" ax:persistence="persistStorage"/>
-</file>
-
-<file path=word\activeX\activeX32.xml><?xml version="1.0" encoding="utf-8"?>
-<ax:ocx xmlns:ax="http://schemas.microsoft.com/office/2006/activeX" xmlns:r="http://schemas.openxmlformats.org/officeDocument/2006/relationships" ax:classid="{CDCDCDCD-CDCD-CDCD-CDCD-CDCDCDCDCDCD}" r:id="rId1" ax:persistence="persistStorage"/>
-</file>
-
-<file path=word\activeX\activeX33.xml><?xml version="1.0" encoding="utf-8"?>
-<ax:ocx xmlns:ax="http://schemas.microsoft.com/office/2006/activeX" xmlns:r="http://schemas.openxmlformats.org/officeDocument/2006/relationships" ax:classid="{CDCDCDCD-CDCD-CDCD-CDCD-CDCDCDCDCDCD}" r:id="rId1" ax:persistence="persistStorage"/>
-</file>
-
-<file path=word\activeX\activeX34.xml><?xml version="1.0" encoding="utf-8"?>
-<ax:ocx xmlns:ax="http://schemas.microsoft.com/office/2006/activeX" xmlns:r="http://schemas.openxmlformats.org/officeDocument/2006/relationships" ax:classid="{CDCDCDCD-CDCD-CDCD-CDCD-CDCDCDCDCDCD}" r:id="rId1" ax:persistence="persistStorage"/>
-</file>
-
-<file path=word\activeX\activeX35.xml><?xml version="1.0" encoding="utf-8"?>
-<ax:ocx xmlns:ax="http://schemas.microsoft.com/office/2006/activeX" xmlns:r="http://schemas.openxmlformats.org/officeDocument/2006/relationships" ax:classid="{CDCDCDCD-CDCD-CDCD-CDCD-CDCDCDCDCDCD}" r:id="rId1" ax:persistence="persistStorage"/>
-</file>
-
-<file path=word\activeX\activeX36.xml><?xml version="1.0" encoding="utf-8"?>
-<ax:ocx xmlns:ax="http://schemas.microsoft.com/office/2006/activeX" xmlns:r="http://schemas.openxmlformats.org/officeDocument/2006/relationships" ax:classid="{CDCDCDCD-CDCD-CDCD-CDCD-CDCDCDCDCDCD}" r:id="rId1" ax:persistence="persistStorage"/>
-</file>
-
-<file path=word\activeX\activeX37.xml><?xml version="1.0" encoding="utf-8"?>
-<ax:ocx xmlns:ax="http://schemas.microsoft.com/office/2006/activeX" xmlns:r="http://schemas.openxmlformats.org/officeDocument/2006/relationships" ax:classid="{CDCDCDCD-CDCD-CDCD-CDCD-CDCDCDCDCDCD}" r:id="rId1" ax:persistence="persistStorage"/>
-</file>
-
-<file path=word\activeX\activeX38.xml><?xml version="1.0" encoding="utf-8"?>
-<ax:ocx xmlns:ax="http://schemas.microsoft.com/office/2006/activeX" xmlns:r="http://schemas.openxmlformats.org/officeDocument/2006/relationships" ax:classid="{CDCDCDCD-CDCD-CDCD-CDCD-CDCDCDCDCDCD}" r:id="rId1" ax:persistence="persistStorage"/>
-</file>
-
-<file path=word\activeX\activeX39.xml><?xml version="1.0" encoding="utf-8"?>
-<ax:ocx xmlns:ax="http://schemas.microsoft.com/office/2006/activeX" xmlns:r="http://schemas.openxmlformats.org/officeDocument/2006/relationships" ax:classid="{CDCDCDCD-CDCD-CDCD-CDCD-CDCDCDCDCDCD}" r:id="rId1" ax:persistence="persistStorage"/>
-</file>
-
-<file path=word\activeX\activeX4.xml><?xml version="1.0" encoding="utf-8"?>
-<ax:ocx xmlns:ax="http://schemas.microsoft.com/office/2006/activeX" xmlns:r="http://schemas.openxmlformats.org/officeDocument/2006/relationships" ax:classid="{CDCDCDCD-CDCD-CDCD-CDCD-CDCDCDCDCDCD}" r:id="rId1" ax:persistence="persistStorage"/>
-</file>
-
-<file path=word\activeX\activeX40.xml><?xml version="1.0" encoding="utf-8"?>
-<ax:ocx xmlns:ax="http://schemas.microsoft.com/office/2006/activeX" xmlns:r="http://schemas.openxmlformats.org/officeDocument/2006/relationships" ax:classid="{CDCDCDCD-CDCD-CDCD-CDCD-CDCDCDCDCDCD}" r:id="rId1" ax:persistence="persistStorage"/>
-</file>
-
-<file path=word\activeX\activeX41.xml><?xml version="1.0" encoding="utf-8"?>
-<ax:ocx xmlns:ax="http://schemas.microsoft.com/office/2006/activeX" xmlns:r="http://schemas.openxmlformats.org/officeDocument/2006/relationships" ax:classid="{CDCDCDCD-CDCD-CDCD-CDCD-CDCDCDCDCDCD}" r:id="rId1" ax:persistence="persistStorage"/>
-</file>
-
-<file path=word\activeX\activeX42.xml><?xml version="1.0" encoding="utf-8"?>
-<ax:ocx xmlns:ax="http://schemas.microsoft.com/office/2006/activeX" xmlns:r="http://schemas.openxmlformats.org/officeDocument/2006/relationships" ax:classid="{CDCDCDCD-CDCD-CDCD-CDCD-CDCDCDCDCDCD}" r:id="rId1" ax:persistence="persistStorage"/>
-</file>
-
-<file path=word\activeX\activeX43.xml><?xml version="1.0" encoding="utf-8"?>
-<ax:ocx xmlns:ax="http://schemas.microsoft.com/office/2006/activeX" xmlns:r="http://schemas.openxmlformats.org/officeDocument/2006/relationships" ax:classid="{CDCDCDCD-CDCD-CDCD-CDCD-CDCDCDCDCDCD}" r:id="rId1" ax:persistence="persistStorage"/>
-</file>
-
-<file path=word\activeX\activeX44.xml><?xml version="1.0" encoding="utf-8"?>
-<ax:ocx xmlns:ax="http://schemas.microsoft.com/office/2006/activeX" xmlns:r="http://schemas.openxmlformats.org/officeDocument/2006/relationships" ax:classid="{CDCDCDCD-CDCD-CDCD-CDCD-CDCDCDCDCDCD}" r:id="rId1" ax:persistence="persistStorage"/>
-</file>
-
-<file path=word\activeX\activeX45.xml><?xml version="1.0" encoding="utf-8"?>
-<ax:ocx xmlns:ax="http://schemas.microsoft.com/office/2006/activeX" xmlns:r="http://schemas.openxmlformats.org/officeDocument/2006/relationships" ax:classid="{CDCDCDCD-CDCD-CDCD-CDCD-CDCDCDCDCDCD}" r:id="rId1" ax:persistence="persistStorage"/>
-</file>
-
-<file path=word\activeX\activeX46.xml><?xml version="1.0" encoding="utf-8"?>
-<ax:ocx xmlns:ax="http://schemas.microsoft.com/office/2006/activeX" xmlns:r="http://schemas.openxmlformats.org/officeDocument/2006/relationships" ax:classid="{CDCDCDCD-CDCD-CDCD-CDCD-CDCDCDCDCDCD}" r:id="rId1" ax:persistence="persistStorage"/>
-</file>
-
-<file path=word\activeX\activeX47.xml><?xml version="1.0" encoding="utf-8"?>
-<ax:ocx xmlns:ax="http://schemas.microsoft.com/office/2006/activeX" xmlns:r="http://schemas.openxmlformats.org/officeDocument/2006/relationships" ax:classid="{CDCDCDCD-CDCD-CDCD-CDCD-CDCDCDCDCDCD}" r:id="rId1" ax:persistence="persistStorage"/>
-</file>
-
-<file path=word\activeX\activeX48.xml><?xml version="1.0" encoding="utf-8"?>
-<ax:ocx xmlns:ax="http://schemas.microsoft.com/office/2006/activeX" xmlns:r="http://schemas.openxmlformats.org/officeDocument/2006/relationships" ax:classid="{CDCDCDCD-CDCD-CDCD-CDCD-CDCDCDCDCDCD}" r:id="rId1" ax:persistence="persistStorage"/>
-</file>
-
-<file path=word\activeX\activeX49.xml><?xml version="1.0" encoding="utf-8"?>
-<ax:ocx xmlns:ax="http://schemas.microsoft.com/office/2006/activeX" xmlns:r="http://schemas.openxmlformats.org/officeDocument/2006/relationships" ax:classid="{CDCDCDCD-CDCD-CDCD-CDCD-CDCDCDCDCDCD}" r:id="rId1" ax:persistence="persistStorage"/>
-</file>
-
-<file path=word\activeX\activeX5.xml><?xml version="1.0" encoding="utf-8"?>
-<ax:ocx xmlns:ax="http://schemas.microsoft.com/office/2006/activeX" xmlns:r="http://schemas.openxmlformats.org/officeDocument/2006/relationships" ax:classid="{CDCDCDCD-CDCD-CDCD-CDCD-CDCDCDCDCDCD}" r:id="rId1" ax:persistence="persistStorage"/>
-</file>
-
-<file path=word\activeX\activeX50.xml><?xml version="1.0" encoding="utf-8"?>
-<ax:ocx xmlns:ax="http://schemas.microsoft.com/office/2006/activeX" xmlns:r="http://schemas.openxmlformats.org/officeDocument/2006/relationships" ax:classid="{CDCDCDCD-CDCD-CDCD-CDCD-CDCDCDCDCDCD}" r:id="rId1" ax:persistence="persistStorage"/>
-</file>
-
-<file path=word\activeX\activeX51.xml><?xml version="1.0" encoding="utf-8"?>
-<ax:ocx xmlns:ax="http://schemas.microsoft.com/office/2006/activeX" xmlns:r="http://schemas.openxmlformats.org/officeDocument/2006/relationships" ax:classid="{CDCDCDCD-CDCD-CDCD-CDCD-CDCDCDCDCDCD}" r:id="rId1" ax:persistence="persistStorage"/>
-</file>
-
-<file path=word\activeX\activeX52.xml><?xml version="1.0" encoding="utf-8"?>
-<ax:ocx xmlns:ax="http://schemas.microsoft.com/office/2006/activeX" xmlns:r="http://schemas.openxmlformats.org/officeDocument/2006/relationships" ax:classid="{CDCDCDCD-CDCD-CDCD-CDCD-CDCDCDCDCDCD}" r:id="rId1" ax:persistence="persistStorage"/>
-</file>
-
-<file path=word\activeX\activeX53.xml><?xml version="1.0" encoding="utf-8"?>
-<ax:ocx xmlns:ax="http://schemas.microsoft.com/office/2006/activeX" xmlns:r="http://schemas.openxmlformats.org/officeDocument/2006/relationships" ax:classid="{CDCDCDCD-CDCD-CDCD-CDCD-CDCDCDCDCDCD}" r:id="rId1" ax:persistence="persistStorage"/>
-</file>
-
-<file path=word\activeX\activeX54.xml><?xml version="1.0" encoding="utf-8"?>
-<ax:ocx xmlns:ax="http://schemas.microsoft.com/office/2006/activeX" xmlns:r="http://schemas.openxmlformats.org/officeDocument/2006/relationships" ax:classid="{CDCDCDCD-CDCD-CDCD-CDCD-CDCDCDCDCDCD}" r:id="rId1" ax:persistence="persistStorage"/>
-</file>
-
-<file path=word\activeX\activeX55.xml><?xml version="1.0" encoding="utf-8"?>
-<ax:ocx xmlns:ax="http://schemas.microsoft.com/office/2006/activeX" xmlns:r="http://schemas.openxmlformats.org/officeDocument/2006/relationships" ax:classid="{CDCDCDCD-CDCD-CDCD-CDCD-CDCDCDCDCDCD}" r:id="rId1" ax:persistence="persistStorage"/>
-</file>
-
-<file path=word\activeX\activeX56.xml><?xml version="1.0" encoding="utf-8"?>
-<ax:ocx xmlns:ax="http://schemas.microsoft.com/office/2006/activeX" xmlns:r="http://schemas.openxmlformats.org/officeDocument/2006/relationships" ax:classid="{CDCDCDCD-CDCD-CDCD-CDCD-CDCDCDCDCDCD}" r:id="rId1" ax:persistence="persistStorage"/>
-</file>
-
-<file path=word\activeX\activeX57.xml><?xml version="1.0" encoding="utf-8"?>
-<ax:ocx xmlns:ax="http://schemas.microsoft.com/office/2006/activeX" xmlns:r="http://schemas.openxmlformats.org/officeDocument/2006/relationships" ax:classid="{CDCDCDCD-CDCD-CDCD-CDCD-CDCDCDCDCDCD}" r:id="rId1" ax:persistence="persistStorage"/>
-</file>
-
-<file path=word\activeX\activeX58.xml><?xml version="1.0" encoding="utf-8"?>
-<ax:ocx xmlns:ax="http://schemas.microsoft.com/office/2006/activeX" xmlns:r="http://schemas.openxmlformats.org/officeDocument/2006/relationships" ax:classid="{CDCDCDCD-CDCD-CDCD-CDCD-CDCDCDCDCDCD}" r:id="rId1" ax:persistence="persistStorage"/>
-</file>
-
-<file path=word\activeX\activeX59.xml><?xml version="1.0" encoding="utf-8"?>
-<ax:ocx xmlns:ax="http://schemas.microsoft.com/office/2006/activeX" xmlns:r="http://schemas.openxmlformats.org/officeDocument/2006/relationships" ax:classid="{CDCDCDCD-CDCD-CDCD-CDCD-CDCDCDCDCDCD}" r:id="rId1" ax:persistence="persistStorage"/>
-</file>
-
-<file path=word\activeX\activeX6.xml><?xml version="1.0" encoding="utf-8"?>
-<ax:ocx xmlns:ax="http://schemas.microsoft.com/office/2006/activeX" xmlns:r="http://schemas.openxmlformats.org/officeDocument/2006/relationships" ax:classid="{CDCDCDCD-CDCD-CDCD-CDCD-CDCDCDCDCDCD}" r:id="rId1" ax:persistence="persistStorage"/>
-</file>
-
-<file path=word\activeX\activeX60.xml><?xml version="1.0" encoding="utf-8"?>
-<ax:ocx xmlns:ax="http://schemas.microsoft.com/office/2006/activeX" xmlns:r="http://schemas.openxmlformats.org/officeDocument/2006/relationships" ax:classid="{CDCDCDCD-CDCD-CDCD-CDCD-CDCDCDCDCDCD}" r:id="rId1" ax:persistence="persistStorage"/>
-</file>
-
-<file path=word\activeX\activeX61.xml><?xml version="1.0" encoding="utf-8"?>
-<ax:ocx xmlns:ax="http://schemas.microsoft.com/office/2006/activeX" xmlns:r="http://schemas.openxmlformats.org/officeDocument/2006/relationships" ax:classid="{CDCDCDCD-CDCD-CDCD-CDCD-CDCDCDCDCDCD}" r:id="rId1" ax:persistence="persistStorage"/>
-</file>
-
-<file path=word\activeX\activeX62.xml><?xml version="1.0" encoding="utf-8"?>
-<ax:ocx xmlns:ax="http://schemas.microsoft.com/office/2006/activeX" xmlns:r="http://schemas.openxmlformats.org/officeDocument/2006/relationships" ax:classid="{CDCDCDCD-CDCD-CDCD-CDCD-CDCDCDCDCDCD}" r:id="rId1" ax:persistence="persistStorage"/>
-</file>
-
-<file path=word\activeX\activeX63.xml><?xml version="1.0" encoding="utf-8"?>
-<ax:ocx xmlns:ax="http://schemas.microsoft.com/office/2006/activeX" xmlns:r="http://schemas.openxmlformats.org/officeDocument/2006/relationships" ax:classid="{CDCDCDCD-CDCD-CDCD-CDCD-CDCDCDCDCDCD}" r:id="rId1" ax:persistence="persistStorage"/>
-</file>
-
-<file path=word\activeX\activeX64.xml><?xml version="1.0" encoding="utf-8"?>
-<ax:ocx xmlns:ax="http://schemas.microsoft.com/office/2006/activeX" xmlns:r="http://schemas.openxmlformats.org/officeDocument/2006/relationships" ax:classid="{CDCDCDCD-CDCD-CDCD-CDCD-CDCDCDCDCDCD}" r:id="rId1" ax:persistence="persistStorage"/>
-</file>
-
-<file path=word\activeX\activeX65.xml><?xml version="1.0" encoding="utf-8"?>
-<ax:ocx xmlns:ax="http://schemas.microsoft.com/office/2006/activeX" xmlns:r="http://schemas.openxmlformats.org/officeDocument/2006/relationships" ax:classid="{CDCDCDCD-CDCD-CDCD-CDCD-CDCDCDCDCDCD}" r:id="rId1" ax:persistence="persistStorage"/>
-</file>
-
-<file path=word\activeX\activeX66.xml><?xml version="1.0" encoding="utf-8"?>
-<ax:ocx xmlns:ax="http://schemas.microsoft.com/office/2006/activeX" xmlns:r="http://schemas.openxmlformats.org/officeDocument/2006/relationships" ax:classid="{CDCDCDCD-CDCD-CDCD-CDCD-CDCDCDCDCDCD}" r:id="rId1" ax:persistence="persistStorage"/>
-</file>
-
-<file path=word\activeX\activeX67.xml><?xml version="1.0" encoding="utf-8"?>
-<ax:ocx xmlns:ax="http://schemas.microsoft.com/office/2006/activeX" xmlns:r="http://schemas.openxmlformats.org/officeDocument/2006/relationships" ax:classid="{CDCDCDCD-CDCD-CDCD-CDCD-CDCDCDCDCDCD}" r:id="rId1" ax:persistence="persistStorage"/>
-</file>
-
-<file path=word\activeX\activeX68.xml><?xml version="1.0" encoding="utf-8"?>
-<ax:ocx xmlns:ax="http://schemas.microsoft.com/office/2006/activeX" xmlns:r="http://schemas.openxmlformats.org/officeDocument/2006/relationships" ax:classid="{CDCDCDCD-CDCD-CDCD-CDCD-CDCDCDCDCDCD}" r:id="rId1" ax:persistence="persistStorage"/>
-</file>
-
-<file path=word\activeX\activeX69.xml><?xml version="1.0" encoding="utf-8"?>
-<ax:ocx xmlns:ax="http://schemas.microsoft.com/office/2006/activeX" xmlns:r="http://schemas.openxmlformats.org/officeDocument/2006/relationships" ax:classid="{CDCDCDCD-CDCD-CDCD-CDCD-CDCDCDCDCDCD}" r:id="rId1" ax:persistence="persistStorage"/>
-</file>
-
-<file path=word\activeX\activeX7.xml><?xml version="1.0" encoding="utf-8"?>
-<ax:ocx xmlns:ax="http://schemas.microsoft.com/office/2006/activeX" xmlns:r="http://schemas.openxmlformats.org/officeDocument/2006/relationships" ax:classid="{CDCDCDCD-CDCD-CDCD-CDCD-CDCDCDCDCDCD}" r:id="rId1" ax:persistence="persistStorage"/>
-</file>
-
-<file path=word\activeX\activeX70.xml><?xml version="1.0" encoding="utf-8"?>
-<ax:ocx xmlns:ax="http://schemas.microsoft.com/office/2006/activeX" xmlns:r="http://schemas.openxmlformats.org/officeDocument/2006/relationships" ax:classid="{CDCDCDCD-CDCD-CDCD-CDCD-CDCDCDCDCDCD}" r:id="rId1" ax:persistence="persistStorage"/>
-</file>
-
-<file path=word\activeX\activeX71.xml><?xml version="1.0" encoding="utf-8"?>
-<ax:ocx xmlns:ax="http://schemas.microsoft.com/office/2006/activeX" xmlns:r="http://schemas.openxmlformats.org/officeDocument/2006/relationships" ax:classid="{CDCDCDCD-CDCD-CDCD-CDCD-CDCDCDCDCDCD}" r:id="rId1" ax:persistence="persistStorage"/>
-</file>
-
-<file path=word\activeX\activeX72.xml><?xml version="1.0" encoding="utf-8"?>
-<ax:ocx xmlns:ax="http://schemas.microsoft.com/office/2006/activeX" xmlns:r="http://schemas.openxmlformats.org/officeDocument/2006/relationships" ax:classid="{CDCDCDCD-CDCD-CDCD-CDCD-CDCDCDCDCDCD}" r:id="rId1" ax:persistence="persistStorage"/>
-</file>
-
-<file path=word\activeX\activeX73.xml><?xml version="1.0" encoding="utf-8"?>
-<ax:ocx xmlns:ax="http://schemas.microsoft.com/office/2006/activeX" xmlns:r="http://schemas.openxmlformats.org/officeDocument/2006/relationships" ax:classid="{CDCDCDCD-CDCD-CDCD-CDCD-CDCDCDCDCDCD}" r:id="rId1" ax:persistence="persistStorage"/>
-</file>
-
-<file path=word\activeX\activeX74.xml><?xml version="1.0" encoding="utf-8"?>
-<ax:ocx xmlns:ax="http://schemas.microsoft.com/office/2006/activeX" xmlns:r="http://schemas.openxmlformats.org/officeDocument/2006/relationships" ax:classid="{CDCDCDCD-CDCD-CDCD-CDCD-CDCDCDCDCDCD}" r:id="rId1" ax:persistence="persistStorage"/>
-</file>
-
-<file path=word\activeX\activeX75.xml><?xml version="1.0" encoding="utf-8"?>
-<ax:ocx xmlns:ax="http://schemas.microsoft.com/office/2006/activeX" xmlns:r="http://schemas.openxmlformats.org/officeDocument/2006/relationships" ax:classid="{CDCDCDCD-CDCD-CDCD-CDCD-CDCDCDCDCDCD}" r:id="rId1" ax:persistence="persistStorage"/>
-</file>
-
-<file path=word\activeX\activeX76.xml><?xml version="1.0" encoding="utf-8"?>
-<ax:ocx xmlns:ax="http://schemas.microsoft.com/office/2006/activeX" xmlns:r="http://schemas.openxmlformats.org/officeDocument/2006/relationships" ax:classid="{CDCDCDCD-CDCD-CDCD-CDCD-CDCDCDCDCDCD}" r:id="rId1" ax:persistence="persistStorage"/>
-</file>
-
-<file path=word\activeX\activeX77.xml><?xml version="1.0" encoding="utf-8"?>
-<ax:ocx xmlns:ax="http://schemas.microsoft.com/office/2006/activeX" xmlns:r="http://schemas.openxmlformats.org/officeDocument/2006/relationships" ax:classid="{CDCDCDCD-CDCD-CDCD-CDCD-CDCDCDCDCDCD}" r:id="rId1" ax:persistence="persistStorage"/>
-</file>
-
-<file path=word\activeX\activeX78.xml><?xml version="1.0" encoding="utf-8"?>
-<ax:ocx xmlns:ax="http://schemas.microsoft.com/office/2006/activeX" xmlns:r="http://schemas.openxmlformats.org/officeDocument/2006/relationships" ax:classid="{CDCDCDCD-CDCD-CDCD-CDCD-CDCDCDCDCDCD}" r:id="rId1" ax:persistence="persistStorage"/>
-</file>
-
-<file path=word\activeX\activeX79.xml><?xml version="1.0" encoding="utf-8"?>
-<ax:ocx xmlns:ax="http://schemas.microsoft.com/office/2006/activeX" xmlns:r="http://schemas.openxmlformats.org/officeDocument/2006/relationships" ax:classid="{CDCDCDCD-CDCD-CDCD-CDCD-CDCDCDCDCDCD}" r:id="rId1" ax:persistence="persistStorage"/>
-</file>
-
-<file path=word\activeX\activeX8.xml><?xml version="1.0" encoding="utf-8"?>
-<ax:ocx xmlns:ax="http://schemas.microsoft.com/office/2006/activeX" xmlns:r="http://schemas.openxmlformats.org/officeDocument/2006/relationships" ax:classid="{CDCDCDCD-CDCD-CDCD-CDCD-CDCDCDCDCDCD}" r:id="rId1" ax:persistence="persistStorage"/>
-</file>
-
-<file path=word\activeX\activeX80.xml><?xml version="1.0" encoding="utf-8"?>
-<ax:ocx xmlns:ax="http://schemas.microsoft.com/office/2006/activeX" xmlns:r="http://schemas.openxmlformats.org/officeDocument/2006/relationships" ax:classid="{CDCDCDCD-CDCD-CDCD-CDCD-CDCDCDCDCDCD}" r:id="rId1" ax:persistence="persistStorage"/>
-</file>
-
-<file path=word\activeX\activeX81.xml><?xml version="1.0" encoding="utf-8"?>
-<ax:ocx xmlns:ax="http://schemas.microsoft.com/office/2006/activeX" xmlns:r="http://schemas.openxmlformats.org/officeDocument/2006/relationships" ax:classid="{CDCDCDCD-CDCD-CDCD-CDCD-CDCDCDCDCDCD}" r:id="rId1" ax:persistence="persistStorage"/>
-</file>
-
-<file path=word\activeX\activeX82.xml><?xml version="1.0" encoding="utf-8"?>
-<ax:ocx xmlns:ax="http://schemas.microsoft.com/office/2006/activeX" xmlns:r="http://schemas.openxmlformats.org/officeDocument/2006/relationships" ax:classid="{CDCDCDCD-CDCD-CDCD-CDCD-CDCDCDCDCDCD}" r:id="rId1" ax:persistence="persistStorage"/>
-</file>
-
-<file path=word\activeX\activeX83.xml><?xml version="1.0" encoding="utf-8"?>
-<ax:ocx xmlns:ax="http://schemas.microsoft.com/office/2006/activeX" xmlns:r="http://schemas.openxmlformats.org/officeDocument/2006/relationships" ax:classid="{CDCDCDCD-CDCD-CDCD-CDCD-CDCDCDCDCDCD}" r:id="rId1" ax:persistence="persistStorage"/>
-</file>
-
-<file path=word\activeX\activeX84.xml><?xml version="1.0" encoding="utf-8"?>
-<ax:ocx xmlns:ax="http://schemas.microsoft.com/office/2006/activeX" xmlns:r="http://schemas.openxmlformats.org/officeDocument/2006/relationships" ax:classid="{CDCDCDCD-CDCD-CDCD-CDCD-CDCDCDCDCDCD}" r:id="rId1" ax:persistence="persistStorage"/>
-</file>
-
-<file path=word\activeX\activeX85.xml><?xml version="1.0" encoding="utf-8"?>
-<ax:ocx xmlns:ax="http://schemas.microsoft.com/office/2006/activeX" xmlns:r="http://schemas.openxmlformats.org/officeDocument/2006/relationships" ax:classid="{CDCDCDCD-CDCD-CDCD-CDCD-CDCDCDCDCDCD}" r:id="rId1" ax:persistence="persistStorage"/>
-</file>
-
-<file path=word\activeX\activeX86.xml><?xml version="1.0" encoding="utf-8"?>
-<ax:ocx xmlns:ax="http://schemas.microsoft.com/office/2006/activeX" xmlns:r="http://schemas.openxmlformats.org/officeDocument/2006/relationships" ax:classid="{CDCDCDCD-CDCD-CDCD-CDCD-CDCDCDCDCDCD}" r:id="rId1" ax:persistence="persistStorage"/>
-</file>
-
-<file path=word\activeX\activeX87.xml><?xml version="1.0" encoding="utf-8"?>
-<ax:ocx xmlns:ax="http://schemas.microsoft.com/office/2006/activeX" xmlns:r="http://schemas.openxmlformats.org/officeDocument/2006/relationships" ax:classid="{CDCDCDCD-CDCD-CDCD-CDCD-CDCDCDCDCDCD}" r:id="rId1" ax:persistence="persistStorage"/>
-</file>
-
-<file path=word\activeX\activeX88.xml><?xml version="1.0" encoding="utf-8"?>
-<ax:ocx xmlns:ax="http://schemas.microsoft.com/office/2006/activeX" xmlns:r="http://schemas.openxmlformats.org/officeDocument/2006/relationships" ax:classid="{CDCDCDCD-CDCD-CDCD-CDCD-CDCDCDCDCDCD}" r:id="rId1" ax:persistence="persistStorage"/>
-</file>
-
-<file path=word\activeX\activeX89.xml><?xml version="1.0" encoding="utf-8"?>
-<ax:ocx xmlns:ax="http://schemas.microsoft.com/office/2006/activeX" xmlns:r="http://schemas.openxmlformats.org/officeDocument/2006/relationships" ax:classid="{CDCDCDCD-CDCD-CDCD-CDCD-CDCDCDCDCDCD}" r:id="rId1" ax:persistence="persistStorage"/>
-</file>
-
-<file path=word\activeX\activeX9.xml><?xml version="1.0" encoding="utf-8"?>
-<ax:ocx xmlns:ax="http://schemas.microsoft.com/office/2006/activeX" xmlns:r="http://schemas.openxmlformats.org/officeDocument/2006/relationships" ax:classid="{CDCDCDCD-CDCD-CDCD-CDCD-CDCDCDCDCDCD}" r:id="rId1" ax:persistence="persistStorage"/>
-</file>
-
-<file path=word\activeX\activeX90.xml><?xml version="1.0" encoding="utf-8"?>
-<ax:ocx xmlns:ax="http://schemas.microsoft.com/office/2006/activeX" xmlns:r="http://schemas.openxmlformats.org/officeDocument/2006/relationships" ax:classid="{CDCDCDCD-CDCD-CDCD-CDCD-CDCDCDCDCDCD}" r:id="rId1" ax:persistence="persistStorage"/>
-</file>
-
-<file path=word\activeX\activeX91.xml><?xml version="1.0" encoding="utf-8"?>
-<ax:ocx xmlns:ax="http://schemas.microsoft.com/office/2006/activeX" xmlns:r="http://schemas.openxmlformats.org/officeDocument/2006/relationships" ax:classid="{CDCDCDCD-CDCD-CDCD-CDCD-CDCDCDCDCDCD}" r:id="rId1" ax:persistence="persistStorage"/>
-</file>
-
-<file path=word\activeX\activeX92.xml><?xml version="1.0" encoding="utf-8"?>
-<ax:ocx xmlns:ax="http://schemas.microsoft.com/office/2006/activeX" xmlns:r="http://schemas.openxmlformats.org/officeDocument/2006/relationships" ax:classid="{CDCDCDCD-CDCD-CDCD-CDCD-CDCDCDCDCDCD}" r:id="rId1" ax:persistence="persistStorage"/>
-</file>
-
-<file path=word\document.xml><?xml version="1.0" encoding="utf-8"?>
+<file path=word/document.xml><?xml version="1.0" encoding="utf-8"?>
 <w:document xmlns:w="http://schemas.openxmlformats.org/wordprocessingml/2006/main" xmlns:r="http://schemas.openxmlformats.org/officeDocument/2006/relationships" xmlns:wp="http://schemas.openxmlformats.org/drawingml/2006/wordprocessingDrawing" xmlns:a="http://schemas.openxmlformats.org/drawingml/2006/main" xmlns:pic="http://schemas.openxmlformats.org/drawingml/2006/picture">
   <w:body>
     <w:p>
@@ -592,23 +187,23 @@
         </w:rPr>
         <w:drawing>
           <wp:inline distT="0" distB="0" distL="0" distR="0">
-            <wp:extent cx="3132000" cy="1905000"/>
+            <wp:extent cx="2400300" cy="6848475"/>
             <wp:effectExtent l="0" t="0" r="0" b="0"/>
-            <wp:docPr id="101" name="Picture 101" descr="image"/>
+            <wp:docPr id="199" name="Picture 199" descr="image"/>
             <wp:cNvGraphicFramePr>
-              <a:graphicFrameLocks xmlns:a="http://schemas.openxmlformats.org/drawingml/2006/main" noChangeAspect="1"/>
+              <a:graphicFrameLocks noChangeAspect="1"/>
             </wp:cNvGraphicFramePr>
-            <a:graphic xmlns:a="http://schemas.openxmlformats.org/drawingml/2006/main">
+            <a:graphic>
               <a:graphicData uri="http://schemas.openxmlformats.org/drawingml/2006/picture">
-                <pic:pic xmlns:pic="http://schemas.openxmlformats.org/drawingml/2006/picture">
+                <pic:pic>
                   <pic:nvPicPr>
-                    <pic:cNvPr id="101" name="Picture 101" descr="image"/>
+                    <pic:cNvPr id="199" name="Picture 199" descr="image"/>
                     <pic:cNvPicPr>
                       <a:picLocks noChangeAspect="1"/>
                     </pic:cNvPicPr>
                   </pic:nvPicPr>
                   <pic:blipFill>
-                    <a:blip r:embed="rId4|rId5"/>
+                    <a:blip r:embed="rId4"/>
                     <a:stretch>
                       <a:fillRect/>
                     </a:stretch>
@@ -616,7 +211,44 @@
                   <pic:spPr>
                     <a:xfrm>
                       <a:off x="0" y="0"/>
-                      <a:ext cx="3132000" cy="1905000"/>
+                      <a:ext cx="2400300" cy="6848475"/>
+                    </a:xfrm>
+                    <a:prstGeom prst="rect">
+                      <a:avLst/>
+                    </a:prstGeom>
+                  </pic:spPr>
+                </pic:pic>
+              </a:graphicData>
+            </a:graphic>
+          </wp:inline>
+        </w:drawing>
+        <w:drawing>
+          <wp:inline distT="0" distB="0" distL="0" distR="0">
+            <wp:extent cx="2857500" cy="2143125"/>
+            <wp:effectExtent l="0" t="0" r="0" b="0"/>
+            <wp:docPr id="200" name="Picture 200" descr="image"/>
+            <wp:cNvGraphicFramePr>
+              <a:graphicFrameLocks noChangeAspect="1"/>
+            </wp:cNvGraphicFramePr>
+            <a:graphic>
+              <a:graphicData uri="http://schemas.openxmlformats.org/drawingml/2006/picture">
+                <pic:pic>
+                  <pic:nvPicPr>
+                    <pic:cNvPr id="200" name="Picture 200" descr="image"/>
+                    <pic:cNvPicPr>
+                      <a:picLocks noChangeAspect="1"/>
+                    </pic:cNvPicPr>
+                  </pic:nvPicPr>
+                  <pic:blipFill>
+                    <a:blip r:embed="rId5"/>
+                    <a:stretch>
+                      <a:fillRect/>
+                    </a:stretch>
+                  </pic:blipFill>
+                  <pic:spPr>
+                    <a:xfrm>
+                      <a:off x="0" y="0"/>
+                      <a:ext cx="2857500" cy="2143125"/>
                     </a:xfrm>
                     <a:prstGeom prst="rect">
                       <a:avLst/>
@@ -1118,23 +750,23 @@
               </w:rPr>
               <w:drawing>
                 <wp:inline distT="0" distB="0" distL="0" distR="0">
-                  <wp:extent cx="2571750" cy="2857500"/>
+                  <wp:extent cx="252095" cy="200025"/>
                   <wp:effectExtent l="0" t="0" r="0" b="0"/>
-                  <wp:docPr id="107" name="Picture 107" descr="image"/>
+                  <wp:docPr id="201" name="Picture 201" descr="image"/>
                   <wp:cNvGraphicFramePr>
-                    <a:graphicFrameLocks xmlns:a="http://schemas.openxmlformats.org/drawingml/2006/main" noChangeAspect="1"/>
+                    <a:graphicFrameLocks noChangeAspect="1"/>
                   </wp:cNvGraphicFramePr>
-                  <a:graphic xmlns:a="http://schemas.openxmlformats.org/drawingml/2006/main">
+                  <a:graphic>
                     <a:graphicData uri="http://schemas.openxmlformats.org/drawingml/2006/picture">
-                      <pic:pic xmlns:pic="http://schemas.openxmlformats.org/drawingml/2006/picture">
+                      <pic:pic>
                         <pic:nvPicPr>
-                          <pic:cNvPr id="107" name="Picture 107" descr="image"/>
+                          <pic:cNvPr id="201" name="Picture 201" descr="image"/>
                           <pic:cNvPicPr>
                             <a:picLocks noChangeAspect="1"/>
                           </pic:cNvPicPr>
                         </pic:nvPicPr>
                         <pic:blipFill>
-                          <a:blip r:embed="rId12|rId15"/>
+                          <a:blip r:embed="rId12"/>
                           <a:stretch>
                             <a:fillRect/>
                           </a:stretch>
@@ -1142,7 +774,44 @@
                         <pic:spPr>
                           <a:xfrm>
                             <a:off x="0" y="0"/>
-                            <a:ext cx="2571750" cy="2857500"/>
+                            <a:ext cx="252095" cy="200025"/>
+                          </a:xfrm>
+                          <a:prstGeom prst="rect">
+                            <a:avLst/>
+                          </a:prstGeom>
+                        </pic:spPr>
+                      </pic:pic>
+                    </a:graphicData>
+                  </a:graphic>
+                </wp:inline>
+              </w:drawing>
+              <w:drawing>
+                <wp:inline distT="0" distB="0" distL="0" distR="0">
+                  <wp:extent cx="2228850" cy="4400550"/>
+                  <wp:effectExtent l="0" t="0" r="0" b="0"/>
+                  <wp:docPr id="202" name="Picture 202" descr="image"/>
+                  <wp:cNvGraphicFramePr>
+                    <a:graphicFrameLocks noChangeAspect="1"/>
+                  </wp:cNvGraphicFramePr>
+                  <a:graphic>
+                    <a:graphicData uri="http://schemas.openxmlformats.org/drawingml/2006/picture">
+                      <pic:pic>
+                        <pic:nvPicPr>
+                          <pic:cNvPr id="202" name="Picture 202" descr="image"/>
+                          <pic:cNvPicPr>
+                            <a:picLocks noChangeAspect="1"/>
+                          </pic:cNvPicPr>
+                        </pic:nvPicPr>
+                        <pic:blipFill>
+                          <a:blip r:embed="rId15"/>
+                          <a:stretch>
+                            <a:fillRect/>
+                          </a:stretch>
+                        </pic:blipFill>
+                        <pic:spPr>
+                          <a:xfrm>
+                            <a:off x="0" y="0"/>
+                            <a:ext cx="2228850" cy="4400550"/>
                           </a:xfrm>
                           <a:prstGeom prst="rect">
                             <a:avLst/>
@@ -1206,23 +875,23 @@
               </w:rPr>
               <w:drawing>
                 <wp:inline distT="0" distB="0" distL="0" distR="0">
-                  <wp:extent cx="2571750" cy="2857500"/>
+                  <wp:extent cx="252095" cy="200025"/>
                   <wp:effectExtent l="0" t="0" r="0" b="0"/>
-                  <wp:docPr id="108" name="Picture 108" descr="image"/>
+                  <wp:docPr id="203" name="Picture 203" descr="image"/>
                   <wp:cNvGraphicFramePr>
-                    <a:graphicFrameLocks xmlns:a="http://schemas.openxmlformats.org/drawingml/2006/main" noChangeAspect="1"/>
+                    <a:graphicFrameLocks noChangeAspect="1"/>
                   </wp:cNvGraphicFramePr>
-                  <a:graphic xmlns:a="http://schemas.openxmlformats.org/drawingml/2006/main">
+                  <a:graphic>
                     <a:graphicData uri="http://schemas.openxmlformats.org/drawingml/2006/picture">
-                      <pic:pic xmlns:pic="http://schemas.openxmlformats.org/drawingml/2006/picture">
+                      <pic:pic>
                         <pic:nvPicPr>
-                          <pic:cNvPr id="108" name="Picture 108" descr="image"/>
+                          <pic:cNvPr id="203" name="Picture 203" descr="image"/>
                           <pic:cNvPicPr>
                             <a:picLocks noChangeAspect="1"/>
                           </pic:cNvPicPr>
                         </pic:nvPicPr>
                         <pic:blipFill>
-                          <a:blip r:embed="rId7|rId17"/>
+                          <a:blip r:embed="rId7"/>
                           <a:stretch>
                             <a:fillRect/>
                           </a:stretch>
@@ -1230,7 +899,44 @@
                         <pic:spPr>
                           <a:xfrm>
                             <a:off x="0" y="0"/>
-                            <a:ext cx="2571750" cy="2857500"/>
+                            <a:ext cx="252095" cy="200025"/>
+                          </a:xfrm>
+                          <a:prstGeom prst="rect">
+                            <a:avLst/>
+                          </a:prstGeom>
+                        </pic:spPr>
+                      </pic:pic>
+                    </a:graphicData>
+                  </a:graphic>
+                </wp:inline>
+              </w:drawing>
+              <w:drawing>
+                <wp:inline distT="0" distB="0" distL="0" distR="0">
+                  <wp:extent cx="2266950" cy="4438650"/>
+                  <wp:effectExtent l="0" t="0" r="0" b="0"/>
+                  <wp:docPr id="204" name="Picture 204" descr="image"/>
+                  <wp:cNvGraphicFramePr>
+                    <a:graphicFrameLocks noChangeAspect="1"/>
+                  </wp:cNvGraphicFramePr>
+                  <a:graphic>
+                    <a:graphicData uri="http://schemas.openxmlformats.org/drawingml/2006/picture">
+                      <pic:pic>
+                        <pic:nvPicPr>
+                          <pic:cNvPr id="204" name="Picture 204" descr="image"/>
+                          <pic:cNvPicPr>
+                            <a:picLocks noChangeAspect="1"/>
+                          </pic:cNvPicPr>
+                        </pic:nvPicPr>
+                        <pic:blipFill>
+                          <a:blip r:embed="rId17"/>
+                          <a:stretch>
+                            <a:fillRect/>
+                          </a:stretch>
+                        </pic:blipFill>
+                        <pic:spPr>
+                          <a:xfrm>
+                            <a:off x="0" y="0"/>
+                            <a:ext cx="2266950" cy="4438650"/>
                           </a:xfrm>
                           <a:prstGeom prst="rect">
                             <a:avLst/>
@@ -1299,23 +1005,23 @@
               </w:rPr>
               <w:drawing>
                 <wp:inline distT="0" distB="0" distL="0" distR="0">
-                  <wp:extent cx="2571750" cy="2857500"/>
+                  <wp:extent cx="252095" cy="200025"/>
                   <wp:effectExtent l="0" t="0" r="0" b="0"/>
-                  <wp:docPr id="109" name="Picture 109" descr="image"/>
+                  <wp:docPr id="205" name="Picture 205" descr="image"/>
                   <wp:cNvGraphicFramePr>
-                    <a:graphicFrameLocks xmlns:a="http://schemas.openxmlformats.org/drawingml/2006/main" noChangeAspect="1"/>
+                    <a:graphicFrameLocks noChangeAspect="1"/>
                   </wp:cNvGraphicFramePr>
-                  <a:graphic xmlns:a="http://schemas.openxmlformats.org/drawingml/2006/main">
+                  <a:graphic>
                     <a:graphicData uri="http://schemas.openxmlformats.org/drawingml/2006/picture">
-                      <pic:pic xmlns:pic="http://schemas.openxmlformats.org/drawingml/2006/picture">
+                      <pic:pic>
                         <pic:nvPicPr>
-                          <pic:cNvPr id="109" name="Picture 109" descr="image"/>
+                          <pic:cNvPr id="205" name="Picture 205" descr="image"/>
                           <pic:cNvPicPr>
                             <a:picLocks noChangeAspect="1"/>
                           </pic:cNvPicPr>
                         </pic:nvPicPr>
                         <pic:blipFill>
-                          <a:blip r:embed="rId7|rId19"/>
+                          <a:blip r:embed="rId7"/>
                           <a:stretch>
                             <a:fillRect/>
                           </a:stretch>
@@ -1323,7 +1029,44 @@
                         <pic:spPr>
                           <a:xfrm>
                             <a:off x="0" y="0"/>
-                            <a:ext cx="2571750" cy="2857500"/>
+                            <a:ext cx="252095" cy="200025"/>
+                          </a:xfrm>
+                          <a:prstGeom prst="rect">
+                            <a:avLst/>
+                          </a:prstGeom>
+                        </pic:spPr>
+                      </pic:pic>
+                    </a:graphicData>
+                  </a:graphic>
+                </wp:inline>
+              </w:drawing>
+              <w:drawing>
+                <wp:inline distT="0" distB="0" distL="0" distR="0">
+                  <wp:extent cx="2295525" cy="4391025"/>
+                  <wp:effectExtent l="0" t="0" r="0" b="0"/>
+                  <wp:docPr id="206" name="Picture 206" descr="image"/>
+                  <wp:cNvGraphicFramePr>
+                    <a:graphicFrameLocks noChangeAspect="1"/>
+                  </wp:cNvGraphicFramePr>
+                  <a:graphic>
+                    <a:graphicData uri="http://schemas.openxmlformats.org/drawingml/2006/picture">
+                      <pic:pic>
+                        <pic:nvPicPr>
+                          <pic:cNvPr id="206" name="Picture 206" descr="image"/>
+                          <pic:cNvPicPr>
+                            <a:picLocks noChangeAspect="1"/>
+                          </pic:cNvPicPr>
+                        </pic:nvPicPr>
+                        <pic:blipFill>
+                          <a:blip r:embed="rId19"/>
+                          <a:stretch>
+                            <a:fillRect/>
+                          </a:stretch>
+                        </pic:blipFill>
+                        <pic:spPr>
+                          <a:xfrm>
+                            <a:off x="0" y="0"/>
+                            <a:ext cx="2295525" cy="4391025"/>
                           </a:xfrm>
                           <a:prstGeom prst="rect">
                             <a:avLst/>
@@ -1387,23 +1130,23 @@
               </w:rPr>
               <w:drawing>
                 <wp:inline distT="0" distB="0" distL="0" distR="0">
-                  <wp:extent cx="2571750" cy="2857500"/>
+                  <wp:extent cx="252095" cy="200025"/>
                   <wp:effectExtent l="0" t="0" r="0" b="0"/>
-                  <wp:docPr id="110" name="Picture 110" descr="image"/>
+                  <wp:docPr id="207" name="Picture 207" descr="image"/>
                   <wp:cNvGraphicFramePr>
-                    <a:graphicFrameLocks xmlns:a="http://schemas.openxmlformats.org/drawingml/2006/main" noChangeAspect="1"/>
+                    <a:graphicFrameLocks noChangeAspect="1"/>
                   </wp:cNvGraphicFramePr>
-                  <a:graphic xmlns:a="http://schemas.openxmlformats.org/drawingml/2006/main">
+                  <a:graphic>
                     <a:graphicData uri="http://schemas.openxmlformats.org/drawingml/2006/picture">
-                      <pic:pic xmlns:pic="http://schemas.openxmlformats.org/drawingml/2006/picture">
+                      <pic:pic>
                         <pic:nvPicPr>
-                          <pic:cNvPr id="110" name="Picture 110" descr="image"/>
+                          <pic:cNvPr id="207" name="Picture 207" descr="image"/>
                           <pic:cNvPicPr>
                             <a:picLocks noChangeAspect="1"/>
                           </pic:cNvPicPr>
                         </pic:nvPicPr>
                         <pic:blipFill>
-                          <a:blip r:embed="rId7|rId21"/>
+                          <a:blip r:embed="rId7"/>
                           <a:stretch>
                             <a:fillRect/>
                           </a:stretch>
@@ -1411,7 +1154,44 @@
                         <pic:spPr>
                           <a:xfrm>
                             <a:off x="0" y="0"/>
-                            <a:ext cx="2571750" cy="2857500"/>
+                            <a:ext cx="252095" cy="200025"/>
+                          </a:xfrm>
+                          <a:prstGeom prst="rect">
+                            <a:avLst/>
+                          </a:prstGeom>
+                        </pic:spPr>
+                      </pic:pic>
+                    </a:graphicData>
+                  </a:graphic>
+                </wp:inline>
+              </w:drawing>
+              <w:drawing>
+                <wp:inline distT="0" distB="0" distL="0" distR="0">
+                  <wp:extent cx="2266950" cy="4391025"/>
+                  <wp:effectExtent l="0" t="0" r="0" b="0"/>
+                  <wp:docPr id="208" name="Picture 208" descr="image"/>
+                  <wp:cNvGraphicFramePr>
+                    <a:graphicFrameLocks noChangeAspect="1"/>
+                  </wp:cNvGraphicFramePr>
+                  <a:graphic>
+                    <a:graphicData uri="http://schemas.openxmlformats.org/drawingml/2006/picture">
+                      <pic:pic>
+                        <pic:nvPicPr>
+                          <pic:cNvPr id="208" name="Picture 208" descr="image"/>
+                          <pic:cNvPicPr>
+                            <a:picLocks noChangeAspect="1"/>
+                          </pic:cNvPicPr>
+                        </pic:nvPicPr>
+                        <pic:blipFill>
+                          <a:blip r:embed="rId21"/>
+                          <a:stretch>
+                            <a:fillRect/>
+                          </a:stretch>
+                        </pic:blipFill>
+                        <pic:spPr>
+                          <a:xfrm>
+                            <a:off x="0" y="0"/>
+                            <a:ext cx="2266950" cy="4391025"/>
                           </a:xfrm>
                           <a:prstGeom prst="rect">
                             <a:avLst/>
@@ -2772,23 +2552,23 @@
               </w:rPr>
               <w:drawing>
                 <wp:inline distT="0" distB="0" distL="0" distR="0">
-                  <wp:extent cx="2571750" cy="2857500"/>
+                  <wp:extent cx="250329" cy="198623"/>
                   <wp:effectExtent l="0" t="0" r="0" b="0"/>
-                  <wp:docPr id="126" name="Picture 126" descr="image"/>
+                  <wp:docPr id="209" name="Picture 209" descr="image"/>
                   <wp:cNvGraphicFramePr>
-                    <a:graphicFrameLocks xmlns:a="http://schemas.openxmlformats.org/drawingml/2006/main" noChangeAspect="1"/>
+                    <a:graphicFrameLocks noChangeAspect="1"/>
                   </wp:cNvGraphicFramePr>
-                  <a:graphic xmlns:a="http://schemas.openxmlformats.org/drawingml/2006/main">
+                  <a:graphic>
                     <a:graphicData uri="http://schemas.openxmlformats.org/drawingml/2006/picture">
-                      <pic:pic xmlns:pic="http://schemas.openxmlformats.org/drawingml/2006/picture">
+                      <pic:pic>
                         <pic:nvPicPr>
-                          <pic:cNvPr id="126" name="Picture 126" descr="image"/>
+                          <pic:cNvPr id="209" name="Picture 209" descr="image"/>
                           <pic:cNvPicPr>
                             <a:picLocks noChangeAspect="1"/>
                           </pic:cNvPicPr>
                         </pic:nvPicPr>
                         <pic:blipFill>
-                          <a:blip r:embed="rId7|rId38"/>
+                          <a:blip r:embed="rId7"/>
                           <a:stretch>
                             <a:fillRect/>
                           </a:stretch>
@@ -2796,7 +2576,44 @@
                         <pic:spPr>
                           <a:xfrm>
                             <a:off x="0" y="0"/>
-                            <a:ext cx="2571750" cy="2857500"/>
+                            <a:ext cx="250329" cy="198623"/>
+                          </a:xfrm>
+                          <a:prstGeom prst="rect">
+                            <a:avLst/>
+                          </a:prstGeom>
+                        </pic:spPr>
+                      </pic:pic>
+                    </a:graphicData>
+                  </a:graphic>
+                </wp:inline>
+              </w:drawing>
+              <w:drawing>
+                <wp:inline distT="0" distB="0" distL="0" distR="0">
+                  <wp:extent cx="2629396" cy="501288"/>
+                  <wp:effectExtent l="0" t="0" r="0" b="0"/>
+                  <wp:docPr id="210" name="Picture 210" descr="image"/>
+                  <wp:cNvGraphicFramePr>
+                    <a:graphicFrameLocks noChangeAspect="1"/>
+                  </wp:cNvGraphicFramePr>
+                  <a:graphic>
+                    <a:graphicData uri="http://schemas.openxmlformats.org/drawingml/2006/picture">
+                      <pic:pic>
+                        <pic:nvPicPr>
+                          <pic:cNvPr id="210" name="Picture 210" descr="image"/>
+                          <pic:cNvPicPr>
+                            <a:picLocks noChangeAspect="1"/>
+                          </pic:cNvPicPr>
+                        </pic:nvPicPr>
+                        <pic:blipFill>
+                          <a:blip r:embed="rId38"/>
+                          <a:stretch>
+                            <a:fillRect/>
+                          </a:stretch>
+                        </pic:blipFill>
+                        <pic:spPr>
+                          <a:xfrm>
+                            <a:off x="0" y="0"/>
+                            <a:ext cx="2629396" cy="501288"/>
                           </a:xfrm>
                           <a:prstGeom prst="rect">
                             <a:avLst/>
@@ -2860,23 +2677,23 @@
               </w:rPr>
               <w:drawing>
                 <wp:inline distT="0" distB="0" distL="0" distR="0">
-                  <wp:extent cx="2571750" cy="2857500"/>
+                  <wp:extent cx="243920" cy="193538"/>
                   <wp:effectExtent l="0" t="0" r="0" b="0"/>
-                  <wp:docPr id="127" name="Picture 127" descr="image"/>
+                  <wp:docPr id="211" name="Picture 211" descr="image"/>
                   <wp:cNvGraphicFramePr>
-                    <a:graphicFrameLocks xmlns:a="http://schemas.openxmlformats.org/drawingml/2006/main" noChangeAspect="1"/>
+                    <a:graphicFrameLocks noChangeAspect="1"/>
                   </wp:cNvGraphicFramePr>
-                  <a:graphic xmlns:a="http://schemas.openxmlformats.org/drawingml/2006/main">
+                  <a:graphic>
                     <a:graphicData uri="http://schemas.openxmlformats.org/drawingml/2006/picture">
-                      <pic:pic xmlns:pic="http://schemas.openxmlformats.org/drawingml/2006/picture">
+                      <pic:pic>
                         <pic:nvPicPr>
-                          <pic:cNvPr id="127" name="Picture 127" descr="image"/>
+                          <pic:cNvPr id="211" name="Picture 211" descr="image"/>
                           <pic:cNvPicPr>
                             <a:picLocks noChangeAspect="1"/>
                           </pic:cNvPicPr>
                         </pic:nvPicPr>
                         <pic:blipFill>
-                          <a:blip r:embed="rId7|rId40"/>
+                          <a:blip r:embed="rId7"/>
                           <a:stretch>
                             <a:fillRect/>
                           </a:stretch>
@@ -2884,7 +2701,44 @@
                         <pic:spPr>
                           <a:xfrm>
                             <a:off x="0" y="0"/>
-                            <a:ext cx="2571750" cy="2857500"/>
+                            <a:ext cx="243920" cy="193538"/>
+                          </a:xfrm>
+                          <a:prstGeom prst="rect">
+                            <a:avLst/>
+                          </a:prstGeom>
+                        </pic:spPr>
+                      </pic:pic>
+                    </a:graphicData>
+                  </a:graphic>
+                </wp:inline>
+              </w:drawing>
+              <w:drawing>
+                <wp:inline distT="0" distB="0" distL="0" distR="0">
+                  <wp:extent cx="2635805" cy="497670"/>
+                  <wp:effectExtent l="0" t="0" r="0" b="0"/>
+                  <wp:docPr id="212" name="Picture 212" descr="image"/>
+                  <wp:cNvGraphicFramePr>
+                    <a:graphicFrameLocks noChangeAspect="1"/>
+                  </wp:cNvGraphicFramePr>
+                  <a:graphic>
+                    <a:graphicData uri="http://schemas.openxmlformats.org/drawingml/2006/picture">
+                      <pic:pic>
+                        <pic:nvPicPr>
+                          <pic:cNvPr id="212" name="Picture 212" descr="image"/>
+                          <pic:cNvPicPr>
+                            <a:picLocks noChangeAspect="1"/>
+                          </pic:cNvPicPr>
+                        </pic:nvPicPr>
+                        <pic:blipFill>
+                          <a:blip r:embed="rId40"/>
+                          <a:stretch>
+                            <a:fillRect/>
+                          </a:stretch>
+                        </pic:blipFill>
+                        <pic:spPr>
+                          <a:xfrm>
+                            <a:off x="0" y="0"/>
+                            <a:ext cx="2635805" cy="497670"/>
                           </a:xfrm>
                           <a:prstGeom prst="rect">
                             <a:avLst/>
@@ -2953,23 +2807,23 @@
               </w:rPr>
               <w:drawing>
                 <wp:inline distT="0" distB="0" distL="0" distR="0">
-                  <wp:extent cx="2571750" cy="2857500"/>
+                  <wp:extent cx="239324" cy="189892"/>
                   <wp:effectExtent l="0" t="0" r="0" b="0"/>
-                  <wp:docPr id="128" name="Picture 128" descr="image"/>
+                  <wp:docPr id="213" name="Picture 213" descr="image"/>
                   <wp:cNvGraphicFramePr>
-                    <a:graphicFrameLocks xmlns:a="http://schemas.openxmlformats.org/drawingml/2006/main" noChangeAspect="1"/>
+                    <a:graphicFrameLocks noChangeAspect="1"/>
                   </wp:cNvGraphicFramePr>
-                  <a:graphic xmlns:a="http://schemas.openxmlformats.org/drawingml/2006/main">
+                  <a:graphic>
                     <a:graphicData uri="http://schemas.openxmlformats.org/drawingml/2006/picture">
-                      <pic:pic xmlns:pic="http://schemas.openxmlformats.org/drawingml/2006/picture">
+                      <pic:pic>
                         <pic:nvPicPr>
-                          <pic:cNvPr id="128" name="Picture 128" descr="image"/>
+                          <pic:cNvPr id="213" name="Picture 213" descr="image"/>
                           <pic:cNvPicPr>
                             <a:picLocks noChangeAspect="1"/>
                           </pic:cNvPicPr>
                         </pic:nvPicPr>
                         <pic:blipFill>
-                          <a:blip r:embed="rId7|rId42"/>
+                          <a:blip r:embed="rId7"/>
                           <a:stretch>
                             <a:fillRect/>
                           </a:stretch>
@@ -2977,7 +2831,44 @@
                         <pic:spPr>
                           <a:xfrm>
                             <a:off x="0" y="0"/>
-                            <a:ext cx="2571750" cy="2857500"/>
+                            <a:ext cx="239324" cy="189892"/>
+                          </a:xfrm>
+                          <a:prstGeom prst="rect">
+                            <a:avLst/>
+                          </a:prstGeom>
+                        </pic:spPr>
+                      </pic:pic>
+                    </a:graphicData>
+                  </a:graphic>
+                </wp:inline>
+              </w:drawing>
+              <w:drawing>
+                <wp:inline distT="0" distB="0" distL="0" distR="0">
+                  <wp:extent cx="2640401" cy="470208"/>
+                  <wp:effectExtent l="0" t="0" r="0" b="0"/>
+                  <wp:docPr id="214" name="Picture 214" descr="image"/>
+                  <wp:cNvGraphicFramePr>
+                    <a:graphicFrameLocks noChangeAspect="1"/>
+                  </wp:cNvGraphicFramePr>
+                  <a:graphic>
+                    <a:graphicData uri="http://schemas.openxmlformats.org/drawingml/2006/picture">
+                      <pic:pic>
+                        <pic:nvPicPr>
+                          <pic:cNvPr id="214" name="Picture 214" descr="image"/>
+                          <pic:cNvPicPr>
+                            <a:picLocks noChangeAspect="1"/>
+                          </pic:cNvPicPr>
+                        </pic:nvPicPr>
+                        <pic:blipFill>
+                          <a:blip r:embed="rId42"/>
+                          <a:stretch>
+                            <a:fillRect/>
+                          </a:stretch>
+                        </pic:blipFill>
+                        <pic:spPr>
+                          <a:xfrm>
+                            <a:off x="0" y="0"/>
+                            <a:ext cx="2640401" cy="470208"/>
                           </a:xfrm>
                           <a:prstGeom prst="rect">
                             <a:avLst/>
@@ -3041,23 +2932,23 @@
               </w:rPr>
               <w:drawing>
                 <wp:inline distT="0" distB="0" distL="0" distR="0">
-                  <wp:extent cx="2571750" cy="2857500"/>
+                  <wp:extent cx="252095" cy="200025"/>
                   <wp:effectExtent l="0" t="0" r="0" b="0"/>
-                  <wp:docPr id="129" name="Picture 129" descr="image"/>
+                  <wp:docPr id="215" name="Picture 215" descr="image"/>
                   <wp:cNvGraphicFramePr>
-                    <a:graphicFrameLocks xmlns:a="http://schemas.openxmlformats.org/drawingml/2006/main" noChangeAspect="1"/>
+                    <a:graphicFrameLocks noChangeAspect="1"/>
                   </wp:cNvGraphicFramePr>
-                  <a:graphic xmlns:a="http://schemas.openxmlformats.org/drawingml/2006/main">
+                  <a:graphic>
                     <a:graphicData uri="http://schemas.openxmlformats.org/drawingml/2006/picture">
-                      <pic:pic xmlns:pic="http://schemas.openxmlformats.org/drawingml/2006/picture">
+                      <pic:pic>
                         <pic:nvPicPr>
-                          <pic:cNvPr id="129" name="Picture 129" descr="image"/>
+                          <pic:cNvPr id="215" name="Picture 215" descr="image"/>
                           <pic:cNvPicPr>
                             <a:picLocks noChangeAspect="1"/>
                           </pic:cNvPicPr>
                         </pic:nvPicPr>
                         <pic:blipFill>
-                          <a:blip r:embed="rId12|rId44"/>
+                          <a:blip r:embed="rId12"/>
                           <a:stretch>
                             <a:fillRect/>
                           </a:stretch>
@@ -3065,7 +2956,44 @@
                         <pic:spPr>
                           <a:xfrm>
                             <a:off x="0" y="0"/>
-                            <a:ext cx="2571750" cy="2857500"/>
+                            <a:ext cx="252095" cy="200025"/>
+                          </a:xfrm>
+                          <a:prstGeom prst="rect">
+                            <a:avLst/>
+                          </a:prstGeom>
+                        </pic:spPr>
+                      </pic:pic>
+                    </a:graphicData>
+                  </a:graphic>
+                </wp:inline>
+              </w:drawing>
+              <w:drawing>
+                <wp:inline distT="0" distB="0" distL="0" distR="0">
+                  <wp:extent cx="2619375" cy="504825"/>
+                  <wp:effectExtent l="0" t="0" r="0" b="0"/>
+                  <wp:docPr id="216" name="Picture 216" descr="image"/>
+                  <wp:cNvGraphicFramePr>
+                    <a:graphicFrameLocks noChangeAspect="1"/>
+                  </wp:cNvGraphicFramePr>
+                  <a:graphic>
+                    <a:graphicData uri="http://schemas.openxmlformats.org/drawingml/2006/picture">
+                      <pic:pic>
+                        <pic:nvPicPr>
+                          <pic:cNvPr id="216" name="Picture 216" descr="image"/>
+                          <pic:cNvPicPr>
+                            <a:picLocks noChangeAspect="1"/>
+                          </pic:cNvPicPr>
+                        </pic:nvPicPr>
+                        <pic:blipFill>
+                          <a:blip r:embed="rId44"/>
+                          <a:stretch>
+                            <a:fillRect/>
+                          </a:stretch>
+                        </pic:blipFill>
+                        <pic:spPr>
+                          <a:xfrm>
+                            <a:off x="0" y="0"/>
+                            <a:ext cx="2619375" cy="504825"/>
                           </a:xfrm>
                           <a:prstGeom prst="rect">
                             <a:avLst/>
@@ -3957,23 +3885,23 @@
         </w:rPr>
         <w:drawing>
           <wp:inline distT="0" distB="0" distL="0" distR="0">
-            <wp:extent cx="3132000" cy="1905000"/>
+            <wp:extent cx="2628900" cy="4572000"/>
             <wp:effectExtent l="0" t="0" r="0" b="0"/>
-            <wp:docPr id="140" name="Picture 140" descr="image"/>
+            <wp:docPr id="217" name="Picture 217" descr="image"/>
             <wp:cNvGraphicFramePr>
-              <a:graphicFrameLocks xmlns:a="http://schemas.openxmlformats.org/drawingml/2006/main" noChangeAspect="1"/>
+              <a:graphicFrameLocks noChangeAspect="1"/>
             </wp:cNvGraphicFramePr>
-            <a:graphic xmlns:a="http://schemas.openxmlformats.org/drawingml/2006/main">
+            <a:graphic>
               <a:graphicData uri="http://schemas.openxmlformats.org/drawingml/2006/picture">
-                <pic:pic xmlns:pic="http://schemas.openxmlformats.org/drawingml/2006/picture">
+                <pic:pic>
                   <pic:nvPicPr>
-                    <pic:cNvPr id="140" name="Picture 140" descr="image"/>
+                    <pic:cNvPr id="217" name="Picture 217" descr="image"/>
                     <pic:cNvPicPr>
                       <a:picLocks noChangeAspect="1"/>
                     </pic:cNvPicPr>
                   </pic:nvPicPr>
                   <pic:blipFill>
-                    <a:blip r:embed="rId55|rId56"/>
+                    <a:blip r:embed="rId55"/>
                     <a:stretch>
                       <a:fillRect/>
                     </a:stretch>
@@ -3981,7 +3909,44 @@
                   <pic:spPr>
                     <a:xfrm>
                       <a:off x="0" y="0"/>
-                      <a:ext cx="3132000" cy="1905000"/>
+                      <a:ext cx="2628900" cy="4572000"/>
+                    </a:xfrm>
+                    <a:prstGeom prst="rect">
+                      <a:avLst/>
+                    </a:prstGeom>
+                  </pic:spPr>
+                </pic:pic>
+              </a:graphicData>
+            </a:graphic>
+          </wp:inline>
+        </w:drawing>
+        <w:drawing>
+          <wp:inline distT="0" distB="0" distL="0" distR="0">
+            <wp:extent cx="1619250" cy="2257425"/>
+            <wp:effectExtent l="0" t="0" r="0" b="0"/>
+            <wp:docPr id="218" name="Picture 218" descr="image"/>
+            <wp:cNvGraphicFramePr>
+              <a:graphicFrameLocks noChangeAspect="1"/>
+            </wp:cNvGraphicFramePr>
+            <a:graphic>
+              <a:graphicData uri="http://schemas.openxmlformats.org/drawingml/2006/picture">
+                <pic:pic>
+                  <pic:nvPicPr>
+                    <pic:cNvPr id="218" name="Picture 218" descr="image"/>
+                    <pic:cNvPicPr>
+                      <a:picLocks noChangeAspect="1"/>
+                    </pic:cNvPicPr>
+                  </pic:nvPicPr>
+                  <pic:blipFill>
+                    <a:blip r:embed="rId56"/>
+                    <a:stretch>
+                      <a:fillRect/>
+                    </a:stretch>
+                  </pic:blipFill>
+                  <pic:spPr>
+                    <a:xfrm>
+                      <a:off x="0" y="0"/>
+                      <a:ext cx="1619250" cy="2257425"/>
                     </a:xfrm>
                     <a:prstGeom prst="rect">
                       <a:avLst/>
@@ -4072,23 +4037,23 @@
               </w:rPr>
               <w:drawing>
                 <wp:inline distT="0" distB="0" distL="0" distR="0">
-                  <wp:extent cx="2571750" cy="2857500"/>
+                  <wp:extent cx="252095" cy="200025"/>
                   <wp:effectExtent l="0" t="0" r="0" b="0"/>
-                  <wp:docPr id="141" name="Picture 141" descr="image"/>
+                  <wp:docPr id="219" name="Picture 219" descr="image"/>
                   <wp:cNvGraphicFramePr>
-                    <a:graphicFrameLocks xmlns:a="http://schemas.openxmlformats.org/drawingml/2006/main" noChangeAspect="1"/>
+                    <a:graphicFrameLocks noChangeAspect="1"/>
                   </wp:cNvGraphicFramePr>
-                  <a:graphic xmlns:a="http://schemas.openxmlformats.org/drawingml/2006/main">
+                  <a:graphic>
                     <a:graphicData uri="http://schemas.openxmlformats.org/drawingml/2006/picture">
-                      <pic:pic xmlns:pic="http://schemas.openxmlformats.org/drawingml/2006/picture">
+                      <pic:pic>
                         <pic:nvPicPr>
-                          <pic:cNvPr id="141" name="Picture 141" descr="image"/>
+                          <pic:cNvPr id="219" name="Picture 219" descr="image"/>
                           <pic:cNvPicPr>
                             <a:picLocks noChangeAspect="1"/>
                           </pic:cNvPicPr>
                         </pic:nvPicPr>
                         <pic:blipFill>
-                          <a:blip r:embed="rId12|rId58"/>
+                          <a:blip r:embed="rId12"/>
                           <a:stretch>
                             <a:fillRect/>
                           </a:stretch>
@@ -4096,7 +4061,44 @@
                         <pic:spPr>
                           <a:xfrm>
                             <a:off x="0" y="0"/>
-                            <a:ext cx="2571750" cy="2857500"/>
+                            <a:ext cx="252095" cy="200025"/>
+                          </a:xfrm>
+                          <a:prstGeom prst="rect">
+                            <a:avLst/>
+                          </a:prstGeom>
+                        </pic:spPr>
+                      </pic:pic>
+                    </a:graphicData>
+                  </a:graphic>
+                </wp:inline>
+              </w:drawing>
+              <w:drawing>
+                <wp:inline distT="0" distB="0" distL="0" distR="0">
+                  <wp:extent cx="1323975" cy="1314450"/>
+                  <wp:effectExtent l="0" t="0" r="0" b="0"/>
+                  <wp:docPr id="220" name="Picture 220" descr="image"/>
+                  <wp:cNvGraphicFramePr>
+                    <a:graphicFrameLocks noChangeAspect="1"/>
+                  </wp:cNvGraphicFramePr>
+                  <a:graphic>
+                    <a:graphicData uri="http://schemas.openxmlformats.org/drawingml/2006/picture">
+                      <pic:pic>
+                        <pic:nvPicPr>
+                          <pic:cNvPr id="220" name="Picture 220" descr="image"/>
+                          <pic:cNvPicPr>
+                            <a:picLocks noChangeAspect="1"/>
+                          </pic:cNvPicPr>
+                        </pic:nvPicPr>
+                        <pic:blipFill>
+                          <a:blip r:embed="rId58"/>
+                          <a:stretch>
+                            <a:fillRect/>
+                          </a:stretch>
+                        </pic:blipFill>
+                        <pic:spPr>
+                          <a:xfrm>
+                            <a:off x="0" y="0"/>
+                            <a:ext cx="1323975" cy="1314450"/>
                           </a:xfrm>
                           <a:prstGeom prst="rect">
                             <a:avLst/>
@@ -4160,23 +4162,23 @@
               </w:rPr>
               <w:drawing>
                 <wp:inline distT="0" distB="0" distL="0" distR="0">
-                  <wp:extent cx="2571750" cy="2857500"/>
+                  <wp:extent cx="252095" cy="200025"/>
                   <wp:effectExtent l="0" t="0" r="0" b="0"/>
-                  <wp:docPr id="142" name="Picture 142" descr="image"/>
+                  <wp:docPr id="221" name="Picture 221" descr="image"/>
                   <wp:cNvGraphicFramePr>
-                    <a:graphicFrameLocks xmlns:a="http://schemas.openxmlformats.org/drawingml/2006/main" noChangeAspect="1"/>
+                    <a:graphicFrameLocks noChangeAspect="1"/>
                   </wp:cNvGraphicFramePr>
-                  <a:graphic xmlns:a="http://schemas.openxmlformats.org/drawingml/2006/main">
+                  <a:graphic>
                     <a:graphicData uri="http://schemas.openxmlformats.org/drawingml/2006/picture">
-                      <pic:pic xmlns:pic="http://schemas.openxmlformats.org/drawingml/2006/picture">
+                      <pic:pic>
                         <pic:nvPicPr>
-                          <pic:cNvPr id="142" name="Picture 142" descr="image"/>
+                          <pic:cNvPr id="221" name="Picture 221" descr="image"/>
                           <pic:cNvPicPr>
                             <a:picLocks noChangeAspect="1"/>
                           </pic:cNvPicPr>
                         </pic:nvPicPr>
                         <pic:blipFill>
-                          <a:blip r:embed="rId7|rId60"/>
+                          <a:blip r:embed="rId7"/>
                           <a:stretch>
                             <a:fillRect/>
                           </a:stretch>
@@ -4184,7 +4186,44 @@
                         <pic:spPr>
                           <a:xfrm>
                             <a:off x="0" y="0"/>
-                            <a:ext cx="2571750" cy="2857500"/>
+                            <a:ext cx="252095" cy="200025"/>
+                          </a:xfrm>
+                          <a:prstGeom prst="rect">
+                            <a:avLst/>
+                          </a:prstGeom>
+                        </pic:spPr>
+                      </pic:pic>
+                    </a:graphicData>
+                  </a:graphic>
+                </wp:inline>
+              </w:drawing>
+              <w:drawing>
+                <wp:inline distT="0" distB="0" distL="0" distR="0">
+                  <wp:extent cx="1371600" cy="1333500"/>
+                  <wp:effectExtent l="0" t="0" r="0" b="0"/>
+                  <wp:docPr id="222" name="Picture 222" descr="image"/>
+                  <wp:cNvGraphicFramePr>
+                    <a:graphicFrameLocks noChangeAspect="1"/>
+                  </wp:cNvGraphicFramePr>
+                  <a:graphic>
+                    <a:graphicData uri="http://schemas.openxmlformats.org/drawingml/2006/picture">
+                      <pic:pic>
+                        <pic:nvPicPr>
+                          <pic:cNvPr id="222" name="Picture 222" descr="image"/>
+                          <pic:cNvPicPr>
+                            <a:picLocks noChangeAspect="1"/>
+                          </pic:cNvPicPr>
+                        </pic:nvPicPr>
+                        <pic:blipFill>
+                          <a:blip r:embed="rId60"/>
+                          <a:stretch>
+                            <a:fillRect/>
+                          </a:stretch>
+                        </pic:blipFill>
+                        <pic:spPr>
+                          <a:xfrm>
+                            <a:off x="0" y="0"/>
+                            <a:ext cx="1371600" cy="1333500"/>
                           </a:xfrm>
                           <a:prstGeom prst="rect">
                             <a:avLst/>
@@ -4253,23 +4292,23 @@
               </w:rPr>
               <w:drawing>
                 <wp:inline distT="0" distB="0" distL="0" distR="0">
-                  <wp:extent cx="2571750" cy="2857500"/>
+                  <wp:extent cx="252095" cy="200025"/>
                   <wp:effectExtent l="0" t="0" r="0" b="0"/>
-                  <wp:docPr id="143" name="Picture 143" descr="image"/>
+                  <wp:docPr id="223" name="Picture 223" descr="image"/>
                   <wp:cNvGraphicFramePr>
-                    <a:graphicFrameLocks xmlns:a="http://schemas.openxmlformats.org/drawingml/2006/main" noChangeAspect="1"/>
+                    <a:graphicFrameLocks noChangeAspect="1"/>
                   </wp:cNvGraphicFramePr>
-                  <a:graphic xmlns:a="http://schemas.openxmlformats.org/drawingml/2006/main">
+                  <a:graphic>
                     <a:graphicData uri="http://schemas.openxmlformats.org/drawingml/2006/picture">
-                      <pic:pic xmlns:pic="http://schemas.openxmlformats.org/drawingml/2006/picture">
+                      <pic:pic>
                         <pic:nvPicPr>
-                          <pic:cNvPr id="143" name="Picture 143" descr="image"/>
+                          <pic:cNvPr id="223" name="Picture 223" descr="image"/>
                           <pic:cNvPicPr>
                             <a:picLocks noChangeAspect="1"/>
                           </pic:cNvPicPr>
                         </pic:nvPicPr>
                         <pic:blipFill>
-                          <a:blip r:embed="rId7|rId62"/>
+                          <a:blip r:embed="rId7"/>
                           <a:stretch>
                             <a:fillRect/>
                           </a:stretch>
@@ -4277,7 +4316,44 @@
                         <pic:spPr>
                           <a:xfrm>
                             <a:off x="0" y="0"/>
-                            <a:ext cx="2571750" cy="2857500"/>
+                            <a:ext cx="252095" cy="200025"/>
+                          </a:xfrm>
+                          <a:prstGeom prst="rect">
+                            <a:avLst/>
+                          </a:prstGeom>
+                        </pic:spPr>
+                      </pic:pic>
+                    </a:graphicData>
+                  </a:graphic>
+                </wp:inline>
+              </w:drawing>
+              <w:drawing>
+                <wp:inline distT="0" distB="0" distL="0" distR="0">
+                  <wp:extent cx="1304925" cy="1314450"/>
+                  <wp:effectExtent l="0" t="0" r="0" b="0"/>
+                  <wp:docPr id="224" name="Picture 224" descr="image"/>
+                  <wp:cNvGraphicFramePr>
+                    <a:graphicFrameLocks noChangeAspect="1"/>
+                  </wp:cNvGraphicFramePr>
+                  <a:graphic>
+                    <a:graphicData uri="http://schemas.openxmlformats.org/drawingml/2006/picture">
+                      <pic:pic>
+                        <pic:nvPicPr>
+                          <pic:cNvPr id="224" name="Picture 224" descr="image"/>
+                          <pic:cNvPicPr>
+                            <a:picLocks noChangeAspect="1"/>
+                          </pic:cNvPicPr>
+                        </pic:nvPicPr>
+                        <pic:blipFill>
+                          <a:blip r:embed="rId62"/>
+                          <a:stretch>
+                            <a:fillRect/>
+                          </a:stretch>
+                        </pic:blipFill>
+                        <pic:spPr>
+                          <a:xfrm>
+                            <a:off x="0" y="0"/>
+                            <a:ext cx="1304925" cy="1314450"/>
                           </a:xfrm>
                           <a:prstGeom prst="rect">
                             <a:avLst/>
@@ -4341,23 +4417,23 @@
               </w:rPr>
               <w:drawing>
                 <wp:inline distT="0" distB="0" distL="0" distR="0">
-                  <wp:extent cx="2571750" cy="2857500"/>
+                  <wp:extent cx="252095" cy="200025"/>
                   <wp:effectExtent l="0" t="0" r="0" b="0"/>
-                  <wp:docPr id="144" name="Picture 144" descr="image"/>
+                  <wp:docPr id="225" name="Picture 225" descr="image"/>
                   <wp:cNvGraphicFramePr>
-                    <a:graphicFrameLocks xmlns:a="http://schemas.openxmlformats.org/drawingml/2006/main" noChangeAspect="1"/>
+                    <a:graphicFrameLocks noChangeAspect="1"/>
                   </wp:cNvGraphicFramePr>
-                  <a:graphic xmlns:a="http://schemas.openxmlformats.org/drawingml/2006/main">
+                  <a:graphic>
                     <a:graphicData uri="http://schemas.openxmlformats.org/drawingml/2006/picture">
-                      <pic:pic xmlns:pic="http://schemas.openxmlformats.org/drawingml/2006/picture">
+                      <pic:pic>
                         <pic:nvPicPr>
-                          <pic:cNvPr id="144" name="Picture 144" descr="image"/>
+                          <pic:cNvPr id="225" name="Picture 225" descr="image"/>
                           <pic:cNvPicPr>
                             <a:picLocks noChangeAspect="1"/>
                           </pic:cNvPicPr>
                         </pic:nvPicPr>
                         <pic:blipFill>
-                          <a:blip r:embed="rId7|rId64"/>
+                          <a:blip r:embed="rId7"/>
                           <a:stretch>
                             <a:fillRect/>
                           </a:stretch>
@@ -4365,7 +4441,44 @@
                         <pic:spPr>
                           <a:xfrm>
                             <a:off x="0" y="0"/>
-                            <a:ext cx="2571750" cy="2857500"/>
+                            <a:ext cx="252095" cy="200025"/>
+                          </a:xfrm>
+                          <a:prstGeom prst="rect">
+                            <a:avLst/>
+                          </a:prstGeom>
+                        </pic:spPr>
+                      </pic:pic>
+                    </a:graphicData>
+                  </a:graphic>
+                </wp:inline>
+              </w:drawing>
+              <w:drawing>
+                <wp:inline distT="0" distB="0" distL="0" distR="0">
+                  <wp:extent cx="1428750" cy="1504950"/>
+                  <wp:effectExtent l="0" t="0" r="0" b="0"/>
+                  <wp:docPr id="226" name="Picture 226" descr="image"/>
+                  <wp:cNvGraphicFramePr>
+                    <a:graphicFrameLocks noChangeAspect="1"/>
+                  </wp:cNvGraphicFramePr>
+                  <a:graphic>
+                    <a:graphicData uri="http://schemas.openxmlformats.org/drawingml/2006/picture">
+                      <pic:pic>
+                        <pic:nvPicPr>
+                          <pic:cNvPr id="226" name="Picture 226" descr="image"/>
+                          <pic:cNvPicPr>
+                            <a:picLocks noChangeAspect="1"/>
+                          </pic:cNvPicPr>
+                        </pic:nvPicPr>
+                        <pic:blipFill>
+                          <a:blip r:embed="rId64"/>
+                          <a:stretch>
+                            <a:fillRect/>
+                          </a:stretch>
+                        </pic:blipFill>
+                        <pic:spPr>
+                          <a:xfrm>
+                            <a:off x="0" y="0"/>
+                            <a:ext cx="1428750" cy="1504950"/>
                           </a:xfrm>
                           <a:prstGeom prst="rect">
                             <a:avLst/>
@@ -4846,23 +4959,23 @@
         </w:rPr>
         <w:drawing>
           <wp:inline distT="0" distB="0" distL="0" distR="0">
-            <wp:extent cx="3132000" cy="1905000"/>
+            <wp:extent cx="2628900" cy="4105275"/>
             <wp:effectExtent l="0" t="0" r="0" b="0"/>
-            <wp:docPr id="150" name="Picture 150" descr="image"/>
+            <wp:docPr id="227" name="Picture 227" descr="image"/>
             <wp:cNvGraphicFramePr>
-              <a:graphicFrameLocks xmlns:a="http://schemas.openxmlformats.org/drawingml/2006/main" noChangeAspect="1"/>
+              <a:graphicFrameLocks noChangeAspect="1"/>
             </wp:cNvGraphicFramePr>
-            <a:graphic xmlns:a="http://schemas.openxmlformats.org/drawingml/2006/main">
+            <a:graphic>
               <a:graphicData uri="http://schemas.openxmlformats.org/drawingml/2006/picture">
-                <pic:pic xmlns:pic="http://schemas.openxmlformats.org/drawingml/2006/picture">
+                <pic:pic>
                   <pic:nvPicPr>
-                    <pic:cNvPr id="150" name="Picture 150" descr="image"/>
+                    <pic:cNvPr id="227" name="Picture 227" descr="image"/>
                     <pic:cNvPicPr>
                       <a:picLocks noChangeAspect="1"/>
                     </pic:cNvPicPr>
                   </pic:nvPicPr>
                   <pic:blipFill>
-                    <a:blip r:embed="rId70|rId71"/>
+                    <a:blip r:embed="rId70"/>
                     <a:stretch>
                       <a:fillRect/>
                     </a:stretch>
@@ -4870,7 +4983,44 @@
                   <pic:spPr>
                     <a:xfrm>
                       <a:off x="0" y="0"/>
-                      <a:ext cx="3132000" cy="1905000"/>
+                      <a:ext cx="2628900" cy="4105275"/>
+                    </a:xfrm>
+                    <a:prstGeom prst="rect">
+                      <a:avLst/>
+                    </a:prstGeom>
+                  </pic:spPr>
+                </pic:pic>
+              </a:graphicData>
+            </a:graphic>
+          </wp:inline>
+        </w:drawing>
+        <w:drawing>
+          <wp:inline distT="0" distB="0" distL="0" distR="0">
+            <wp:extent cx="2857500" cy="2152650"/>
+            <wp:effectExtent l="0" t="0" r="0" b="0"/>
+            <wp:docPr id="228" name="Picture 228" descr="image"/>
+            <wp:cNvGraphicFramePr>
+              <a:graphicFrameLocks noChangeAspect="1"/>
+            </wp:cNvGraphicFramePr>
+            <a:graphic>
+              <a:graphicData uri="http://schemas.openxmlformats.org/drawingml/2006/picture">
+                <pic:pic>
+                  <pic:nvPicPr>
+                    <pic:cNvPr id="228" name="Picture 228" descr="image"/>
+                    <pic:cNvPicPr>
+                      <a:picLocks noChangeAspect="1"/>
+                    </pic:cNvPicPr>
+                  </pic:nvPicPr>
+                  <pic:blipFill>
+                    <a:blip r:embed="rId71"/>
+                    <a:stretch>
+                      <a:fillRect/>
+                    </a:stretch>
+                  </pic:blipFill>
+                  <pic:spPr>
+                    <a:xfrm>
+                      <a:off x="0" y="0"/>
+                      <a:ext cx="2857500" cy="2152650"/>
                     </a:xfrm>
                     <a:prstGeom prst="rect">
                       <a:avLst/>
@@ -6194,23 +6344,23 @@
               </w:rPr>
               <w:drawing>
                 <wp:inline distT="0" distB="0" distL="0" distR="0">
-                  <wp:extent cx="2571750" cy="2857500"/>
+                  <wp:extent cx="188438" cy="149516"/>
                   <wp:effectExtent l="0" t="0" r="0" b="0"/>
-                  <wp:docPr id="166" name="Picture 166" descr="image"/>
+                  <wp:docPr id="229" name="Picture 229" descr="image"/>
                   <wp:cNvGraphicFramePr>
-                    <a:graphicFrameLocks xmlns:a="http://schemas.openxmlformats.org/drawingml/2006/main" noChangeAspect="1"/>
+                    <a:graphicFrameLocks noChangeAspect="1"/>
                   </wp:cNvGraphicFramePr>
-                  <a:graphic xmlns:a="http://schemas.openxmlformats.org/drawingml/2006/main">
+                  <a:graphic>
                     <a:graphicData uri="http://schemas.openxmlformats.org/drawingml/2006/picture">
-                      <pic:pic xmlns:pic="http://schemas.openxmlformats.org/drawingml/2006/picture">
+                      <pic:pic>
                         <pic:nvPicPr>
-                          <pic:cNvPr id="166" name="Picture 166" descr="image"/>
+                          <pic:cNvPr id="229" name="Picture 229" descr="image"/>
                           <pic:cNvPicPr>
                             <a:picLocks noChangeAspect="1"/>
                           </pic:cNvPicPr>
                         </pic:nvPicPr>
                         <pic:blipFill>
-                          <a:blip r:embed="rId7|rId88"/>
+                          <a:blip r:embed="rId7"/>
                           <a:stretch>
                             <a:fillRect/>
                           </a:stretch>
@@ -6218,7 +6368,44 @@
                         <pic:spPr>
                           <a:xfrm>
                             <a:off x="0" y="0"/>
-                            <a:ext cx="2571750" cy="2857500"/>
+                            <a:ext cx="188438" cy="149516"/>
+                          </a:xfrm>
+                          <a:prstGeom prst="rect">
+                            <a:avLst/>
+                          </a:prstGeom>
+                        </pic:spPr>
+                      </pic:pic>
+                    </a:graphicData>
+                  </a:graphic>
+                </wp:inline>
+              </w:drawing>
+              <w:drawing>
+                <wp:inline distT="0" distB="0" distL="0" distR="0">
+                  <wp:extent cx="2691287" cy="477027"/>
+                  <wp:effectExtent l="0" t="0" r="0" b="0"/>
+                  <wp:docPr id="230" name="Picture 230" descr="image"/>
+                  <wp:cNvGraphicFramePr>
+                    <a:graphicFrameLocks noChangeAspect="1"/>
+                  </wp:cNvGraphicFramePr>
+                  <a:graphic>
+                    <a:graphicData uri="http://schemas.openxmlformats.org/drawingml/2006/picture">
+                      <pic:pic>
+                        <pic:nvPicPr>
+                          <pic:cNvPr id="230" name="Picture 230" descr="image"/>
+                          <pic:cNvPicPr>
+                            <a:picLocks noChangeAspect="1"/>
+                          </pic:cNvPicPr>
+                        </pic:nvPicPr>
+                        <pic:blipFill>
+                          <a:blip r:embed="rId88"/>
+                          <a:stretch>
+                            <a:fillRect/>
+                          </a:stretch>
+                        </pic:blipFill>
+                        <pic:spPr>
+                          <a:xfrm>
+                            <a:off x="0" y="0"/>
+                            <a:ext cx="2691287" cy="477027"/>
                           </a:xfrm>
                           <a:prstGeom prst="rect">
                             <a:avLst/>
@@ -6282,23 +6469,23 @@
               </w:rPr>
               <w:drawing>
                 <wp:inline distT="0" distB="0" distL="0" distR="0">
-                  <wp:extent cx="2571750" cy="2857500"/>
+                  <wp:extent cx="188438" cy="149516"/>
                   <wp:effectExtent l="0" t="0" r="0" b="0"/>
-                  <wp:docPr id="167" name="Picture 167" descr="image"/>
+                  <wp:docPr id="231" name="Picture 231" descr="image"/>
                   <wp:cNvGraphicFramePr>
-                    <a:graphicFrameLocks xmlns:a="http://schemas.openxmlformats.org/drawingml/2006/main" noChangeAspect="1"/>
+                    <a:graphicFrameLocks noChangeAspect="1"/>
                   </wp:cNvGraphicFramePr>
-                  <a:graphic xmlns:a="http://schemas.openxmlformats.org/drawingml/2006/main">
+                  <a:graphic>
                     <a:graphicData uri="http://schemas.openxmlformats.org/drawingml/2006/picture">
-                      <pic:pic xmlns:pic="http://schemas.openxmlformats.org/drawingml/2006/picture">
+                      <pic:pic>
                         <pic:nvPicPr>
-                          <pic:cNvPr id="167" name="Picture 167" descr="image"/>
+                          <pic:cNvPr id="231" name="Picture 231" descr="image"/>
                           <pic:cNvPicPr>
                             <a:picLocks noChangeAspect="1"/>
                           </pic:cNvPicPr>
                         </pic:nvPicPr>
                         <pic:blipFill>
-                          <a:blip r:embed="rId12|rId90"/>
+                          <a:blip r:embed="rId12"/>
                           <a:stretch>
                             <a:fillRect/>
                           </a:stretch>
@@ -6306,7 +6493,44 @@
                         <pic:spPr>
                           <a:xfrm>
                             <a:off x="0" y="0"/>
-                            <a:ext cx="2571750" cy="2857500"/>
+                            <a:ext cx="188438" cy="149516"/>
+                          </a:xfrm>
+                          <a:prstGeom prst="rect">
+                            <a:avLst/>
+                          </a:prstGeom>
+                        </pic:spPr>
+                      </pic:pic>
+                    </a:graphicData>
+                  </a:graphic>
+                </wp:inline>
+              </w:drawing>
+              <w:drawing>
+                <wp:inline distT="0" distB="0" distL="0" distR="0">
+                  <wp:extent cx="2691287" cy="477027"/>
+                  <wp:effectExtent l="0" t="0" r="0" b="0"/>
+                  <wp:docPr id="232" name="Picture 232" descr="image"/>
+                  <wp:cNvGraphicFramePr>
+                    <a:graphicFrameLocks noChangeAspect="1"/>
+                  </wp:cNvGraphicFramePr>
+                  <a:graphic>
+                    <a:graphicData uri="http://schemas.openxmlformats.org/drawingml/2006/picture">
+                      <pic:pic>
+                        <pic:nvPicPr>
+                          <pic:cNvPr id="232" name="Picture 232" descr="image"/>
+                          <pic:cNvPicPr>
+                            <a:picLocks noChangeAspect="1"/>
+                          </pic:cNvPicPr>
+                        </pic:nvPicPr>
+                        <pic:blipFill>
+                          <a:blip r:embed="rId90"/>
+                          <a:stretch>
+                            <a:fillRect/>
+                          </a:stretch>
+                        </pic:blipFill>
+                        <pic:spPr>
+                          <a:xfrm>
+                            <a:off x="0" y="0"/>
+                            <a:ext cx="2691287" cy="477027"/>
                           </a:xfrm>
                           <a:prstGeom prst="rect">
                             <a:avLst/>
@@ -6375,23 +6599,23 @@
               </w:rPr>
               <w:drawing>
                 <wp:inline distT="0" distB="0" distL="0" distR="0">
-                  <wp:extent cx="2571750" cy="2857500"/>
+                  <wp:extent cx="187510" cy="148780"/>
                   <wp:effectExtent l="0" t="0" r="0" b="0"/>
-                  <wp:docPr id="168" name="Picture 168" descr="image"/>
+                  <wp:docPr id="233" name="Picture 233" descr="image"/>
                   <wp:cNvGraphicFramePr>
-                    <a:graphicFrameLocks xmlns:a="http://schemas.openxmlformats.org/drawingml/2006/main" noChangeAspect="1"/>
+                    <a:graphicFrameLocks noChangeAspect="1"/>
                   </wp:cNvGraphicFramePr>
-                  <a:graphic xmlns:a="http://schemas.openxmlformats.org/drawingml/2006/main">
+                  <a:graphic>
                     <a:graphicData uri="http://schemas.openxmlformats.org/drawingml/2006/picture">
-                      <pic:pic xmlns:pic="http://schemas.openxmlformats.org/drawingml/2006/picture">
+                      <pic:pic>
                         <pic:nvPicPr>
-                          <pic:cNvPr id="168" name="Picture 168" descr="image"/>
+                          <pic:cNvPr id="233" name="Picture 233" descr="image"/>
                           <pic:cNvPicPr>
                             <a:picLocks noChangeAspect="1"/>
                           </pic:cNvPicPr>
                         </pic:nvPicPr>
                         <pic:blipFill>
-                          <a:blip r:embed="rId7|rId92"/>
+                          <a:blip r:embed="rId7"/>
                           <a:stretch>
                             <a:fillRect/>
                           </a:stretch>
@@ -6399,7 +6623,44 @@
                         <pic:spPr>
                           <a:xfrm>
                             <a:off x="0" y="0"/>
-                            <a:ext cx="2571750" cy="2857500"/>
+                            <a:ext cx="187510" cy="148780"/>
+                          </a:xfrm>
+                          <a:prstGeom prst="rect">
+                            <a:avLst/>
+                          </a:prstGeom>
+                        </pic:spPr>
+                      </pic:pic>
+                    </a:graphicData>
+                  </a:graphic>
+                </wp:inline>
+              </w:drawing>
+              <w:drawing>
+                <wp:inline distT="0" distB="0" distL="0" distR="0">
+                  <wp:extent cx="2692215" cy="460510"/>
+                  <wp:effectExtent l="0" t="0" r="0" b="0"/>
+                  <wp:docPr id="234" name="Picture 234" descr="image"/>
+                  <wp:cNvGraphicFramePr>
+                    <a:graphicFrameLocks noChangeAspect="1"/>
+                  </wp:cNvGraphicFramePr>
+                  <a:graphic>
+                    <a:graphicData uri="http://schemas.openxmlformats.org/drawingml/2006/picture">
+                      <pic:pic>
+                        <pic:nvPicPr>
+                          <pic:cNvPr id="234" name="Picture 234" descr="image"/>
+                          <pic:cNvPicPr>
+                            <a:picLocks noChangeAspect="1"/>
+                          </pic:cNvPicPr>
+                        </pic:nvPicPr>
+                        <pic:blipFill>
+                          <a:blip r:embed="rId92"/>
+                          <a:stretch>
+                            <a:fillRect/>
+                          </a:stretch>
+                        </pic:blipFill>
+                        <pic:spPr>
+                          <a:xfrm>
+                            <a:off x="0" y="0"/>
+                            <a:ext cx="2692215" cy="460510"/>
                           </a:xfrm>
                           <a:prstGeom prst="rect">
                             <a:avLst/>
@@ -6463,23 +6724,23 @@
               </w:rPr>
               <w:drawing>
                 <wp:inline distT="0" distB="0" distL="0" distR="0">
-                  <wp:extent cx="2571750" cy="2857500"/>
+                  <wp:extent cx="252095" cy="200025"/>
                   <wp:effectExtent l="0" t="0" r="0" b="0"/>
-                  <wp:docPr id="169" name="Picture 169" descr="image"/>
+                  <wp:docPr id="235" name="Picture 235" descr="image"/>
                   <wp:cNvGraphicFramePr>
-                    <a:graphicFrameLocks xmlns:a="http://schemas.openxmlformats.org/drawingml/2006/main" noChangeAspect="1"/>
+                    <a:graphicFrameLocks noChangeAspect="1"/>
                   </wp:cNvGraphicFramePr>
-                  <a:graphic xmlns:a="http://schemas.openxmlformats.org/drawingml/2006/main">
+                  <a:graphic>
                     <a:graphicData uri="http://schemas.openxmlformats.org/drawingml/2006/picture">
-                      <pic:pic xmlns:pic="http://schemas.openxmlformats.org/drawingml/2006/picture">
+                      <pic:pic>
                         <pic:nvPicPr>
-                          <pic:cNvPr id="169" name="Picture 169" descr="image"/>
+                          <pic:cNvPr id="235" name="Picture 235" descr="image"/>
                           <pic:cNvPicPr>
                             <a:picLocks noChangeAspect="1"/>
                           </pic:cNvPicPr>
                         </pic:nvPicPr>
                         <pic:blipFill>
-                          <a:blip r:embed="rId7|rId94"/>
+                          <a:blip r:embed="rId7"/>
                           <a:stretch>
                             <a:fillRect/>
                           </a:stretch>
@@ -6487,7 +6748,44 @@
                         <pic:spPr>
                           <a:xfrm>
                             <a:off x="0" y="0"/>
-                            <a:ext cx="2571750" cy="2857500"/>
+                            <a:ext cx="252095" cy="200025"/>
+                          </a:xfrm>
+                          <a:prstGeom prst="rect">
+                            <a:avLst/>
+                          </a:prstGeom>
+                        </pic:spPr>
+                      </pic:pic>
+                    </a:graphicData>
+                  </a:graphic>
+                </wp:inline>
+              </w:drawing>
+              <w:drawing>
+                <wp:inline distT="0" distB="0" distL="0" distR="0">
+                  <wp:extent cx="1676400" cy="561975"/>
+                  <wp:effectExtent l="0" t="0" r="0" b="0"/>
+                  <wp:docPr id="236" name="Picture 236" descr="image"/>
+                  <wp:cNvGraphicFramePr>
+                    <a:graphicFrameLocks noChangeAspect="1"/>
+                  </wp:cNvGraphicFramePr>
+                  <a:graphic>
+                    <a:graphicData uri="http://schemas.openxmlformats.org/drawingml/2006/picture">
+                      <pic:pic>
+                        <pic:nvPicPr>
+                          <pic:cNvPr id="236" name="Picture 236" descr="image"/>
+                          <pic:cNvPicPr>
+                            <a:picLocks noChangeAspect="1"/>
+                          </pic:cNvPicPr>
+                        </pic:nvPicPr>
+                        <pic:blipFill>
+                          <a:blip r:embed="rId94"/>
+                          <a:stretch>
+                            <a:fillRect/>
+                          </a:stretch>
+                        </pic:blipFill>
+                        <pic:spPr>
+                          <a:xfrm>
+                            <a:off x="0" y="0"/>
+                            <a:ext cx="1676400" cy="561975"/>
                           </a:xfrm>
                           <a:prstGeom prst="rect">
                             <a:avLst/>
@@ -6672,23 +6970,23 @@
               </w:rPr>
               <w:drawing>
                 <wp:inline distT="0" distB="0" distL="0" distR="0">
-                  <wp:extent cx="2571750" cy="2857500"/>
+                  <wp:extent cx="252095" cy="200025"/>
                   <wp:effectExtent l="0" t="0" r="0" b="0"/>
-                  <wp:docPr id="171" name="Picture 171" descr="image"/>
+                  <wp:docPr id="237" name="Picture 237" descr="image"/>
                   <wp:cNvGraphicFramePr>
-                    <a:graphicFrameLocks xmlns:a="http://schemas.openxmlformats.org/drawingml/2006/main" noChangeAspect="1"/>
+                    <a:graphicFrameLocks noChangeAspect="1"/>
                   </wp:cNvGraphicFramePr>
-                  <a:graphic xmlns:a="http://schemas.openxmlformats.org/drawingml/2006/main">
+                  <a:graphic>
                     <a:graphicData uri="http://schemas.openxmlformats.org/drawingml/2006/picture">
-                      <pic:pic xmlns:pic="http://schemas.openxmlformats.org/drawingml/2006/picture">
+                      <pic:pic>
                         <pic:nvPicPr>
-                          <pic:cNvPr id="171" name="Picture 171" descr="image"/>
+                          <pic:cNvPr id="237" name="Picture 237" descr="image"/>
                           <pic:cNvPicPr>
                             <a:picLocks noChangeAspect="1"/>
                           </pic:cNvPicPr>
                         </pic:nvPicPr>
                         <pic:blipFill>
-                          <a:blip r:embed="rId12|rId97"/>
+                          <a:blip r:embed="rId12"/>
                           <a:stretch>
                             <a:fillRect/>
                           </a:stretch>
@@ -6696,7 +6994,44 @@
                         <pic:spPr>
                           <a:xfrm>
                             <a:off x="0" y="0"/>
-                            <a:ext cx="2571750" cy="2857500"/>
+                            <a:ext cx="252095" cy="200025"/>
+                          </a:xfrm>
+                          <a:prstGeom prst="rect">
+                            <a:avLst/>
+                          </a:prstGeom>
+                        </pic:spPr>
+                      </pic:pic>
+                    </a:graphicData>
+                  </a:graphic>
+                </wp:inline>
+              </w:drawing>
+              <w:drawing>
+                <wp:inline distT="0" distB="0" distL="0" distR="0">
+                  <wp:extent cx="1114425" cy="1028700"/>
+                  <wp:effectExtent l="0" t="0" r="0" b="0"/>
+                  <wp:docPr id="238" name="Picture 238" descr="image"/>
+                  <wp:cNvGraphicFramePr>
+                    <a:graphicFrameLocks noChangeAspect="1"/>
+                  </wp:cNvGraphicFramePr>
+                  <a:graphic>
+                    <a:graphicData uri="http://schemas.openxmlformats.org/drawingml/2006/picture">
+                      <pic:pic>
+                        <pic:nvPicPr>
+                          <pic:cNvPr id="238" name="Picture 238" descr="image"/>
+                          <pic:cNvPicPr>
+                            <a:picLocks noChangeAspect="1"/>
+                          </pic:cNvPicPr>
+                        </pic:nvPicPr>
+                        <pic:blipFill>
+                          <a:blip r:embed="rId97"/>
+                          <a:stretch>
+                            <a:fillRect/>
+                          </a:stretch>
+                        </pic:blipFill>
+                        <pic:spPr>
+                          <a:xfrm>
+                            <a:off x="0" y="0"/>
+                            <a:ext cx="1114425" cy="1028700"/>
                           </a:xfrm>
                           <a:prstGeom prst="rect">
                             <a:avLst/>
@@ -6760,23 +7095,23 @@
               </w:rPr>
               <w:drawing>
                 <wp:inline distT="0" distB="0" distL="0" distR="0">
-                  <wp:extent cx="2571750" cy="2857500"/>
+                  <wp:extent cx="252095" cy="200025"/>
                   <wp:effectExtent l="0" t="0" r="0" b="0"/>
-                  <wp:docPr id="172" name="Picture 172" descr="image"/>
+                  <wp:docPr id="239" name="Picture 239" descr="image"/>
                   <wp:cNvGraphicFramePr>
-                    <a:graphicFrameLocks xmlns:a="http://schemas.openxmlformats.org/drawingml/2006/main" noChangeAspect="1"/>
+                    <a:graphicFrameLocks noChangeAspect="1"/>
                   </wp:cNvGraphicFramePr>
-                  <a:graphic xmlns:a="http://schemas.openxmlformats.org/drawingml/2006/main">
+                  <a:graphic>
                     <a:graphicData uri="http://schemas.openxmlformats.org/drawingml/2006/picture">
-                      <pic:pic xmlns:pic="http://schemas.openxmlformats.org/drawingml/2006/picture">
+                      <pic:pic>
                         <pic:nvPicPr>
-                          <pic:cNvPr id="172" name="Picture 172" descr="image"/>
+                          <pic:cNvPr id="239" name="Picture 239" descr="image"/>
                           <pic:cNvPicPr>
                             <a:picLocks noChangeAspect="1"/>
                           </pic:cNvPicPr>
                         </pic:nvPicPr>
                         <pic:blipFill>
-                          <a:blip r:embed="rId7|rId99"/>
+                          <a:blip r:embed="rId7"/>
                           <a:stretch>
                             <a:fillRect/>
                           </a:stretch>
@@ -6784,7 +7119,44 @@
                         <pic:spPr>
                           <a:xfrm>
                             <a:off x="0" y="0"/>
-                            <a:ext cx="2571750" cy="2857500"/>
+                            <a:ext cx="252095" cy="200025"/>
+                          </a:xfrm>
+                          <a:prstGeom prst="rect">
+                            <a:avLst/>
+                          </a:prstGeom>
+                        </pic:spPr>
+                      </pic:pic>
+                    </a:graphicData>
+                  </a:graphic>
+                </wp:inline>
+              </w:drawing>
+              <w:drawing>
+                <wp:inline distT="0" distB="0" distL="0" distR="0">
+                  <wp:extent cx="1171575" cy="1076325"/>
+                  <wp:effectExtent l="0" t="0" r="0" b="0"/>
+                  <wp:docPr id="240" name="Picture 240" descr="image"/>
+                  <wp:cNvGraphicFramePr>
+                    <a:graphicFrameLocks noChangeAspect="1"/>
+                  </wp:cNvGraphicFramePr>
+                  <a:graphic>
+                    <a:graphicData uri="http://schemas.openxmlformats.org/drawingml/2006/picture">
+                      <pic:pic>
+                        <pic:nvPicPr>
+                          <pic:cNvPr id="240" name="Picture 240" descr="image"/>
+                          <pic:cNvPicPr>
+                            <a:picLocks noChangeAspect="1"/>
+                          </pic:cNvPicPr>
+                        </pic:nvPicPr>
+                        <pic:blipFill>
+                          <a:blip r:embed="rId99"/>
+                          <a:stretch>
+                            <a:fillRect/>
+                          </a:stretch>
+                        </pic:blipFill>
+                        <pic:spPr>
+                          <a:xfrm>
+                            <a:off x="0" y="0"/>
+                            <a:ext cx="1171575" cy="1076325"/>
                           </a:xfrm>
                           <a:prstGeom prst="rect">
                             <a:avLst/>
@@ -6853,23 +7225,23 @@
               </w:rPr>
               <w:drawing>
                 <wp:inline distT="0" distB="0" distL="0" distR="0">
-                  <wp:extent cx="2571750" cy="2857500"/>
+                  <wp:extent cx="252095" cy="200025"/>
                   <wp:effectExtent l="0" t="0" r="0" b="0"/>
-                  <wp:docPr id="173" name="Picture 173" descr="image"/>
+                  <wp:docPr id="241" name="Picture 241" descr="image"/>
                   <wp:cNvGraphicFramePr>
-                    <a:graphicFrameLocks xmlns:a="http://schemas.openxmlformats.org/drawingml/2006/main" noChangeAspect="1"/>
+                    <a:graphicFrameLocks noChangeAspect="1"/>
                   </wp:cNvGraphicFramePr>
-                  <a:graphic xmlns:a="http://schemas.openxmlformats.org/drawingml/2006/main">
+                  <a:graphic>
                     <a:graphicData uri="http://schemas.openxmlformats.org/drawingml/2006/picture">
-                      <pic:pic xmlns:pic="http://schemas.openxmlformats.org/drawingml/2006/picture">
+                      <pic:pic>
                         <pic:nvPicPr>
-                          <pic:cNvPr id="173" name="Picture 173" descr="image"/>
+                          <pic:cNvPr id="241" name="Picture 241" descr="image"/>
                           <pic:cNvPicPr>
                             <a:picLocks noChangeAspect="1"/>
                           </pic:cNvPicPr>
                         </pic:nvPicPr>
                         <pic:blipFill>
-                          <a:blip r:embed="rId7|rId101"/>
+                          <a:blip r:embed="rId7"/>
                           <a:stretch>
                             <a:fillRect/>
                           </a:stretch>
@@ -6877,7 +7249,44 @@
                         <pic:spPr>
                           <a:xfrm>
                             <a:off x="0" y="0"/>
-                            <a:ext cx="2571750" cy="2857500"/>
+                            <a:ext cx="252095" cy="200025"/>
+                          </a:xfrm>
+                          <a:prstGeom prst="rect">
+                            <a:avLst/>
+                          </a:prstGeom>
+                        </pic:spPr>
+                      </pic:pic>
+                    </a:graphicData>
+                  </a:graphic>
+                </wp:inline>
+              </w:drawing>
+              <w:drawing>
+                <wp:inline distT="0" distB="0" distL="0" distR="0">
+                  <wp:extent cx="1076325" cy="1171575"/>
+                  <wp:effectExtent l="0" t="0" r="0" b="0"/>
+                  <wp:docPr id="242" name="Picture 242" descr="image"/>
+                  <wp:cNvGraphicFramePr>
+                    <a:graphicFrameLocks noChangeAspect="1"/>
+                  </wp:cNvGraphicFramePr>
+                  <a:graphic>
+                    <a:graphicData uri="http://schemas.openxmlformats.org/drawingml/2006/picture">
+                      <pic:pic>
+                        <pic:nvPicPr>
+                          <pic:cNvPr id="242" name="Picture 242" descr="image"/>
+                          <pic:cNvPicPr>
+                            <a:picLocks noChangeAspect="1"/>
+                          </pic:cNvPicPr>
+                        </pic:nvPicPr>
+                        <pic:blipFill>
+                          <a:blip r:embed="rId101"/>
+                          <a:stretch>
+                            <a:fillRect/>
+                          </a:stretch>
+                        </pic:blipFill>
+                        <pic:spPr>
+                          <a:xfrm>
+                            <a:off x="0" y="0"/>
+                            <a:ext cx="1076325" cy="1171575"/>
                           </a:xfrm>
                           <a:prstGeom prst="rect">
                             <a:avLst/>
@@ -6941,23 +7350,23 @@
               </w:rPr>
               <w:drawing>
                 <wp:inline distT="0" distB="0" distL="0" distR="0">
-                  <wp:extent cx="2571750" cy="2857500"/>
+                  <wp:extent cx="252095" cy="200025"/>
                   <wp:effectExtent l="0" t="0" r="0" b="0"/>
-                  <wp:docPr id="174" name="Picture 174" descr="image"/>
+                  <wp:docPr id="243" name="Picture 243" descr="image"/>
                   <wp:cNvGraphicFramePr>
-                    <a:graphicFrameLocks xmlns:a="http://schemas.openxmlformats.org/drawingml/2006/main" noChangeAspect="1"/>
+                    <a:graphicFrameLocks noChangeAspect="1"/>
                   </wp:cNvGraphicFramePr>
-                  <a:graphic xmlns:a="http://schemas.openxmlformats.org/drawingml/2006/main">
+                  <a:graphic>
                     <a:graphicData uri="http://schemas.openxmlformats.org/drawingml/2006/picture">
-                      <pic:pic xmlns:pic="http://schemas.openxmlformats.org/drawingml/2006/picture">
+                      <pic:pic>
                         <pic:nvPicPr>
-                          <pic:cNvPr id="174" name="Picture 174" descr="image"/>
+                          <pic:cNvPr id="243" name="Picture 243" descr="image"/>
                           <pic:cNvPicPr>
                             <a:picLocks noChangeAspect="1"/>
                           </pic:cNvPicPr>
                         </pic:nvPicPr>
                         <pic:blipFill>
-                          <a:blip r:embed="rId7|rId103"/>
+                          <a:blip r:embed="rId7"/>
                           <a:stretch>
                             <a:fillRect/>
                           </a:stretch>
@@ -6965,7 +7374,44 @@
                         <pic:spPr>
                           <a:xfrm>
                             <a:off x="0" y="0"/>
-                            <a:ext cx="2571750" cy="2857500"/>
+                            <a:ext cx="252095" cy="200025"/>
+                          </a:xfrm>
+                          <a:prstGeom prst="rect">
+                            <a:avLst/>
+                          </a:prstGeom>
+                        </pic:spPr>
+                      </pic:pic>
+                    </a:graphicData>
+                  </a:graphic>
+                </wp:inline>
+              </w:drawing>
+              <w:drawing>
+                <wp:inline distT="0" distB="0" distL="0" distR="0">
+                  <wp:extent cx="1028700" cy="1114425"/>
+                  <wp:effectExtent l="0" t="0" r="0" b="0"/>
+                  <wp:docPr id="244" name="Picture 244" descr="image"/>
+                  <wp:cNvGraphicFramePr>
+                    <a:graphicFrameLocks noChangeAspect="1"/>
+                  </wp:cNvGraphicFramePr>
+                  <a:graphic>
+                    <a:graphicData uri="http://schemas.openxmlformats.org/drawingml/2006/picture">
+                      <pic:pic>
+                        <pic:nvPicPr>
+                          <pic:cNvPr id="244" name="Picture 244" descr="image"/>
+                          <pic:cNvPicPr>
+                            <a:picLocks noChangeAspect="1"/>
+                          </pic:cNvPicPr>
+                        </pic:nvPicPr>
+                        <pic:blipFill>
+                          <a:blip r:embed="rId103"/>
+                          <a:stretch>
+                            <a:fillRect/>
+                          </a:stretch>
+                        </pic:blipFill>
+                        <pic:spPr>
+                          <a:xfrm>
+                            <a:off x="0" y="0"/>
+                            <a:ext cx="1028700" cy="1114425"/>
                           </a:xfrm>
                           <a:prstGeom prst="rect">
                             <a:avLst/>
@@ -7938,23 +8384,23 @@
               </w:rPr>
               <w:drawing>
                 <wp:inline distT="0" distB="0" distL="0" distR="0">
-                  <wp:extent cx="2571750" cy="2857500"/>
+                  <wp:extent cx="252095" cy="200025"/>
                   <wp:effectExtent l="0" t="0" r="0" b="0"/>
-                  <wp:docPr id="185" name="Picture 185" descr="image"/>
+                  <wp:docPr id="245" name="Picture 245" descr="image"/>
                   <wp:cNvGraphicFramePr>
-                    <a:graphicFrameLocks xmlns:a="http://schemas.openxmlformats.org/drawingml/2006/main" noChangeAspect="1"/>
+                    <a:graphicFrameLocks noChangeAspect="1"/>
                   </wp:cNvGraphicFramePr>
-                  <a:graphic xmlns:a="http://schemas.openxmlformats.org/drawingml/2006/main">
+                  <a:graphic>
                     <a:graphicData uri="http://schemas.openxmlformats.org/drawingml/2006/picture">
-                      <pic:pic xmlns:pic="http://schemas.openxmlformats.org/drawingml/2006/picture">
+                      <pic:pic>
                         <pic:nvPicPr>
-                          <pic:cNvPr id="185" name="Picture 185" descr="image"/>
+                          <pic:cNvPr id="245" name="Picture 245" descr="image"/>
                           <pic:cNvPicPr>
                             <a:picLocks noChangeAspect="1"/>
                           </pic:cNvPicPr>
                         </pic:nvPicPr>
                         <pic:blipFill>
-                          <a:blip r:embed="rId12|rId115"/>
+                          <a:blip r:embed="rId12"/>
                           <a:stretch>
                             <a:fillRect/>
                           </a:stretch>
@@ -7962,7 +8408,44 @@
                         <pic:spPr>
                           <a:xfrm>
                             <a:off x="0" y="0"/>
-                            <a:ext cx="2571750" cy="2857500"/>
+                            <a:ext cx="252095" cy="200025"/>
+                          </a:xfrm>
+                          <a:prstGeom prst="rect">
+                            <a:avLst/>
+                          </a:prstGeom>
+                        </pic:spPr>
+                      </pic:pic>
+                    </a:graphicData>
+                  </a:graphic>
+                </wp:inline>
+              </w:drawing>
+              <w:drawing>
+                <wp:inline distT="0" distB="0" distL="0" distR="0">
+                  <wp:extent cx="1247775" cy="657225"/>
+                  <wp:effectExtent l="0" t="0" r="0" b="0"/>
+                  <wp:docPr id="246" name="Picture 246" descr="image"/>
+                  <wp:cNvGraphicFramePr>
+                    <a:graphicFrameLocks noChangeAspect="1"/>
+                  </wp:cNvGraphicFramePr>
+                  <a:graphic>
+                    <a:graphicData uri="http://schemas.openxmlformats.org/drawingml/2006/picture">
+                      <pic:pic>
+                        <pic:nvPicPr>
+                          <pic:cNvPr id="246" name="Picture 246" descr="image"/>
+                          <pic:cNvPicPr>
+                            <a:picLocks noChangeAspect="1"/>
+                          </pic:cNvPicPr>
+                        </pic:nvPicPr>
+                        <pic:blipFill>
+                          <a:blip r:embed="rId115"/>
+                          <a:stretch>
+                            <a:fillRect/>
+                          </a:stretch>
+                        </pic:blipFill>
+                        <pic:spPr>
+                          <a:xfrm>
+                            <a:off x="0" y="0"/>
+                            <a:ext cx="1247775" cy="657225"/>
                           </a:xfrm>
                           <a:prstGeom prst="rect">
                             <a:avLst/>
@@ -8026,23 +8509,23 @@
               </w:rPr>
               <w:drawing>
                 <wp:inline distT="0" distB="0" distL="0" distR="0">
-                  <wp:extent cx="2571750" cy="2857500"/>
+                  <wp:extent cx="252095" cy="200025"/>
                   <wp:effectExtent l="0" t="0" r="0" b="0"/>
-                  <wp:docPr id="186" name="Picture 186" descr="image"/>
+                  <wp:docPr id="247" name="Picture 247" descr="image"/>
                   <wp:cNvGraphicFramePr>
-                    <a:graphicFrameLocks xmlns:a="http://schemas.openxmlformats.org/drawingml/2006/main" noChangeAspect="1"/>
+                    <a:graphicFrameLocks noChangeAspect="1"/>
                   </wp:cNvGraphicFramePr>
-                  <a:graphic xmlns:a="http://schemas.openxmlformats.org/drawingml/2006/main">
+                  <a:graphic>
                     <a:graphicData uri="http://schemas.openxmlformats.org/drawingml/2006/picture">
-                      <pic:pic xmlns:pic="http://schemas.openxmlformats.org/drawingml/2006/picture">
+                      <pic:pic>
                         <pic:nvPicPr>
-                          <pic:cNvPr id="186" name="Picture 186" descr="image"/>
+                          <pic:cNvPr id="247" name="Picture 247" descr="image"/>
                           <pic:cNvPicPr>
                             <a:picLocks noChangeAspect="1"/>
                           </pic:cNvPicPr>
                         </pic:nvPicPr>
                         <pic:blipFill>
-                          <a:blip r:embed="rId7|rId117"/>
+                          <a:blip r:embed="rId7"/>
                           <a:stretch>
                             <a:fillRect/>
                           </a:stretch>
@@ -8050,7 +8533,44 @@
                         <pic:spPr>
                           <a:xfrm>
                             <a:off x="0" y="0"/>
-                            <a:ext cx="2571750" cy="2857500"/>
+                            <a:ext cx="252095" cy="200025"/>
+                          </a:xfrm>
+                          <a:prstGeom prst="rect">
+                            <a:avLst/>
+                          </a:prstGeom>
+                        </pic:spPr>
+                      </pic:pic>
+                    </a:graphicData>
+                  </a:graphic>
+                </wp:inline>
+              </w:drawing>
+              <w:drawing>
+                <wp:inline distT="0" distB="0" distL="0" distR="0">
+                  <wp:extent cx="1428750" cy="685800"/>
+                  <wp:effectExtent l="0" t="0" r="0" b="0"/>
+                  <wp:docPr id="248" name="Picture 248" descr="image"/>
+                  <wp:cNvGraphicFramePr>
+                    <a:graphicFrameLocks noChangeAspect="1"/>
+                  </wp:cNvGraphicFramePr>
+                  <a:graphic>
+                    <a:graphicData uri="http://schemas.openxmlformats.org/drawingml/2006/picture">
+                      <pic:pic>
+                        <pic:nvPicPr>
+                          <pic:cNvPr id="248" name="Picture 248" descr="image"/>
+                          <pic:cNvPicPr>
+                            <a:picLocks noChangeAspect="1"/>
+                          </pic:cNvPicPr>
+                        </pic:nvPicPr>
+                        <pic:blipFill>
+                          <a:blip r:embed="rId117"/>
+                          <a:stretch>
+                            <a:fillRect/>
+                          </a:stretch>
+                        </pic:blipFill>
+                        <pic:spPr>
+                          <a:xfrm>
+                            <a:off x="0" y="0"/>
+                            <a:ext cx="1428750" cy="685800"/>
                           </a:xfrm>
                           <a:prstGeom prst="rect">
                             <a:avLst/>
@@ -8119,23 +8639,23 @@
               </w:rPr>
               <w:drawing>
                 <wp:inline distT="0" distB="0" distL="0" distR="0">
-                  <wp:extent cx="2571750" cy="2857500"/>
+                  <wp:extent cx="252095" cy="200025"/>
                   <wp:effectExtent l="0" t="0" r="0" b="0"/>
-                  <wp:docPr id="187" name="Picture 187" descr="image"/>
+                  <wp:docPr id="249" name="Picture 249" descr="image"/>
                   <wp:cNvGraphicFramePr>
-                    <a:graphicFrameLocks xmlns:a="http://schemas.openxmlformats.org/drawingml/2006/main" noChangeAspect="1"/>
+                    <a:graphicFrameLocks noChangeAspect="1"/>
                   </wp:cNvGraphicFramePr>
-                  <a:graphic xmlns:a="http://schemas.openxmlformats.org/drawingml/2006/main">
+                  <a:graphic>
                     <a:graphicData uri="http://schemas.openxmlformats.org/drawingml/2006/picture">
-                      <pic:pic xmlns:pic="http://schemas.openxmlformats.org/drawingml/2006/picture">
+                      <pic:pic>
                         <pic:nvPicPr>
-                          <pic:cNvPr id="187" name="Picture 187" descr="image"/>
+                          <pic:cNvPr id="249" name="Picture 249" descr="image"/>
                           <pic:cNvPicPr>
                             <a:picLocks noChangeAspect="1"/>
                           </pic:cNvPicPr>
                         </pic:nvPicPr>
                         <pic:blipFill>
-                          <a:blip r:embed="rId10|rId119"/>
+                          <a:blip r:embed="rId10"/>
                           <a:stretch>
                             <a:fillRect/>
                           </a:stretch>
@@ -8143,7 +8663,44 @@
                         <pic:spPr>
                           <a:xfrm>
                             <a:off x="0" y="0"/>
-                            <a:ext cx="2571750" cy="2857500"/>
+                            <a:ext cx="252095" cy="200025"/>
+                          </a:xfrm>
+                          <a:prstGeom prst="rect">
+                            <a:avLst/>
+                          </a:prstGeom>
+                        </pic:spPr>
+                      </pic:pic>
+                    </a:graphicData>
+                  </a:graphic>
+                </wp:inline>
+              </w:drawing>
+              <w:drawing>
+                <wp:inline distT="0" distB="0" distL="0" distR="0">
+                  <wp:extent cx="1304925" cy="695325"/>
+                  <wp:effectExtent l="0" t="0" r="0" b="0"/>
+                  <wp:docPr id="250" name="Picture 250" descr="image"/>
+                  <wp:cNvGraphicFramePr>
+                    <a:graphicFrameLocks noChangeAspect="1"/>
+                  </wp:cNvGraphicFramePr>
+                  <a:graphic>
+                    <a:graphicData uri="http://schemas.openxmlformats.org/drawingml/2006/picture">
+                      <pic:pic>
+                        <pic:nvPicPr>
+                          <pic:cNvPr id="250" name="Picture 250" descr="image"/>
+                          <pic:cNvPicPr>
+                            <a:picLocks noChangeAspect="1"/>
+                          </pic:cNvPicPr>
+                        </pic:nvPicPr>
+                        <pic:blipFill>
+                          <a:blip r:embed="rId119"/>
+                          <a:stretch>
+                            <a:fillRect/>
+                          </a:stretch>
+                        </pic:blipFill>
+                        <pic:spPr>
+                          <a:xfrm>
+                            <a:off x="0" y="0"/>
+                            <a:ext cx="1304925" cy="695325"/>
                           </a:xfrm>
                           <a:prstGeom prst="rect">
                             <a:avLst/>
@@ -8207,23 +8764,23 @@
               </w:rPr>
               <w:drawing>
                 <wp:inline distT="0" distB="0" distL="0" distR="0">
-                  <wp:extent cx="2571750" cy="2857500"/>
+                  <wp:extent cx="252095" cy="200025"/>
                   <wp:effectExtent l="0" t="0" r="0" b="0"/>
-                  <wp:docPr id="188" name="Picture 188" descr="image"/>
+                  <wp:docPr id="251" name="Picture 251" descr="image"/>
                   <wp:cNvGraphicFramePr>
-                    <a:graphicFrameLocks xmlns:a="http://schemas.openxmlformats.org/drawingml/2006/main" noChangeAspect="1"/>
+                    <a:graphicFrameLocks noChangeAspect="1"/>
                   </wp:cNvGraphicFramePr>
-                  <a:graphic xmlns:a="http://schemas.openxmlformats.org/drawingml/2006/main">
+                  <a:graphic>
                     <a:graphicData uri="http://schemas.openxmlformats.org/drawingml/2006/picture">
-                      <pic:pic xmlns:pic="http://schemas.openxmlformats.org/drawingml/2006/picture">
+                      <pic:pic>
                         <pic:nvPicPr>
-                          <pic:cNvPr id="188" name="Picture 188" descr="image"/>
+                          <pic:cNvPr id="251" name="Picture 251" descr="image"/>
                           <pic:cNvPicPr>
                             <a:picLocks noChangeAspect="1"/>
                           </pic:cNvPicPr>
                         </pic:nvPicPr>
                         <pic:blipFill>
-                          <a:blip r:embed="rId7|rId121"/>
+                          <a:blip r:embed="rId7"/>
                           <a:stretch>
                             <a:fillRect/>
                           </a:stretch>
@@ -8231,7 +8788,44 @@
                         <pic:spPr>
                           <a:xfrm>
                             <a:off x="0" y="0"/>
-                            <a:ext cx="2571750" cy="2857500"/>
+                            <a:ext cx="252095" cy="200025"/>
+                          </a:xfrm>
+                          <a:prstGeom prst="rect">
+                            <a:avLst/>
+                          </a:prstGeom>
+                        </pic:spPr>
+                      </pic:pic>
+                    </a:graphicData>
+                  </a:graphic>
+                </wp:inline>
+              </w:drawing>
+              <w:drawing>
+                <wp:inline distT="0" distB="0" distL="0" distR="0">
+                  <wp:extent cx="1781175" cy="790575"/>
+                  <wp:effectExtent l="0" t="0" r="0" b="0"/>
+                  <wp:docPr id="252" name="Picture 252" descr="image"/>
+                  <wp:cNvGraphicFramePr>
+                    <a:graphicFrameLocks noChangeAspect="1"/>
+                  </wp:cNvGraphicFramePr>
+                  <a:graphic>
+                    <a:graphicData uri="http://schemas.openxmlformats.org/drawingml/2006/picture">
+                      <pic:pic>
+                        <pic:nvPicPr>
+                          <pic:cNvPr id="252" name="Picture 252" descr="image"/>
+                          <pic:cNvPicPr>
+                            <a:picLocks noChangeAspect="1"/>
+                          </pic:cNvPicPr>
+                        </pic:nvPicPr>
+                        <pic:blipFill>
+                          <a:blip r:embed="rId121"/>
+                          <a:stretch>
+                            <a:fillRect/>
+                          </a:stretch>
+                        </pic:blipFill>
+                        <pic:spPr>
+                          <a:xfrm>
+                            <a:off x="0" y="0"/>
+                            <a:ext cx="1781175" cy="790575"/>
                           </a:xfrm>
                           <a:prstGeom prst="rect">
                             <a:avLst/>
@@ -8430,23 +9024,23 @@
         </w:rPr>
         <w:drawing>
           <wp:inline distT="0" distB="0" distL="0" distR="0">
-            <wp:extent cx="3132000" cy="2857500"/>
+            <wp:extent cx="3852347" cy="3515426"/>
             <wp:effectExtent l="0" t="0" r="0" b="0"/>
-            <wp:docPr id="190" name="Picture 190" descr="image"/>
+            <wp:docPr id="253" name="Picture 253" descr="image"/>
             <wp:cNvGraphicFramePr>
-              <a:graphicFrameLocks xmlns:a="http://schemas.openxmlformats.org/drawingml/2006/main" noChangeAspect="1"/>
+              <a:graphicFrameLocks noChangeAspect="1"/>
             </wp:cNvGraphicFramePr>
-            <a:graphic xmlns:a="http://schemas.openxmlformats.org/drawingml/2006/main">
+            <a:graphic>
               <a:graphicData uri="http://schemas.openxmlformats.org/drawingml/2006/picture">
-                <pic:pic xmlns:pic="http://schemas.openxmlformats.org/drawingml/2006/picture">
+                <pic:pic>
                   <pic:nvPicPr>
-                    <pic:cNvPr id="190" name="Picture 190" descr="image"/>
+                    <pic:cNvPr id="253" name="Picture 253" descr="image"/>
                     <pic:cNvPicPr>
                       <a:picLocks noChangeAspect="1"/>
                     </pic:cNvPicPr>
                   </pic:nvPicPr>
                   <pic:blipFill>
-                    <a:blip r:embed="rId125|rId126"/>
+                    <a:blip r:embed="rId125"/>
                     <a:stretch>
                       <a:fillRect/>
                     </a:stretch>
@@ -8454,7 +9048,44 @@
                   <pic:spPr>
                     <a:xfrm>
                       <a:off x="0" y="0"/>
-                      <a:ext cx="3132000" cy="2857500"/>
+                      <a:ext cx="3852347" cy="3515426"/>
+                    </a:xfrm>
+                    <a:prstGeom prst="rect">
+                      <a:avLst/>
+                    </a:prstGeom>
+                  </pic:spPr>
+                </pic:pic>
+              </a:graphicData>
+            </a:graphic>
+          </wp:inline>
+        </w:drawing>
+        <w:drawing>
+          <wp:inline distT="0" distB="0" distL="0" distR="0">
+            <wp:extent cx="1907103" cy="1443041"/>
+            <wp:effectExtent l="0" t="0" r="0" b="0"/>
+            <wp:docPr id="254" name="Picture 254" descr="image"/>
+            <wp:cNvGraphicFramePr>
+              <a:graphicFrameLocks noChangeAspect="1"/>
+            </wp:cNvGraphicFramePr>
+            <a:graphic>
+              <a:graphicData uri="http://schemas.openxmlformats.org/drawingml/2006/picture">
+                <pic:pic>
+                  <pic:nvPicPr>
+                    <pic:cNvPr id="254" name="Picture 254" descr="image"/>
+                    <pic:cNvPicPr>
+                      <a:picLocks noChangeAspect="1"/>
+                    </pic:cNvPicPr>
+                  </pic:nvPicPr>
+                  <pic:blipFill>
+                    <a:blip r:embed="rId126"/>
+                    <a:stretch>
+                      <a:fillRect/>
+                    </a:stretch>
+                  </pic:blipFill>
+                  <pic:spPr>
+                    <a:xfrm>
+                      <a:off x="0" y="0"/>
+                      <a:ext cx="1907103" cy="1443041"/>
                     </a:xfrm>
                     <a:prstGeom prst="rect">
                       <a:avLst/>
@@ -9044,23 +9675,23 @@
         </w:rPr>
         <w:drawing>
           <wp:inline distT="0" distB="0" distL="0" distR="0">
-            <wp:extent cx="3132000" cy="2857500"/>
+            <wp:extent cx="1752600" cy="1962150"/>
             <wp:effectExtent l="0" t="0" r="0" b="0"/>
-            <wp:docPr id="196" name="Picture 196" descr="image"/>
+            <wp:docPr id="255" name="Picture 255" descr="image"/>
             <wp:cNvGraphicFramePr>
-              <a:graphicFrameLocks xmlns:a="http://schemas.openxmlformats.org/drawingml/2006/main" noChangeAspect="1"/>
+              <a:graphicFrameLocks noChangeAspect="1"/>
             </wp:cNvGraphicFramePr>
-            <a:graphic xmlns:a="http://schemas.openxmlformats.org/drawingml/2006/main">
+            <a:graphic>
               <a:graphicData uri="http://schemas.openxmlformats.org/drawingml/2006/picture">
-                <pic:pic xmlns:pic="http://schemas.openxmlformats.org/drawingml/2006/picture">
+                <pic:pic>
                   <pic:nvPicPr>
-                    <pic:cNvPr id="196" name="Picture 196" descr="image"/>
+                    <pic:cNvPr id="255" name="Picture 255" descr="image"/>
                     <pic:cNvPicPr>
                       <a:picLocks noChangeAspect="1"/>
                     </pic:cNvPicPr>
                   </pic:nvPicPr>
                   <pic:blipFill>
-                    <a:blip r:embed="rId148|rId149"/>
+                    <a:blip r:embed="rId148"/>
                     <a:stretch>
                       <a:fillRect/>
                     </a:stretch>
@@ -9068,7 +9699,44 @@
                   <pic:spPr>
                     <a:xfrm>
                       <a:off x="0" y="0"/>
-                      <a:ext cx="3132000" cy="2857500"/>
+                      <a:ext cx="1752600" cy="1962150"/>
+                    </a:xfrm>
+                    <a:prstGeom prst="rect">
+                      <a:avLst/>
+                    </a:prstGeom>
+                  </pic:spPr>
+                </pic:pic>
+              </a:graphicData>
+            </a:graphic>
+          </wp:inline>
+        </w:drawing>
+        <w:drawing>
+          <wp:inline distT="0" distB="0" distL="0" distR="0">
+            <wp:extent cx="2600325" cy="1962150"/>
+            <wp:effectExtent l="0" t="0" r="0" b="0"/>
+            <wp:docPr id="256" name="Picture 256" descr="image"/>
+            <wp:cNvGraphicFramePr>
+              <a:graphicFrameLocks noChangeAspect="1"/>
+            </wp:cNvGraphicFramePr>
+            <a:graphic>
+              <a:graphicData uri="http://schemas.openxmlformats.org/drawingml/2006/picture">
+                <pic:pic>
+                  <pic:nvPicPr>
+                    <pic:cNvPr id="256" name="Picture 256" descr="image"/>
+                    <pic:cNvPicPr>
+                      <a:picLocks noChangeAspect="1"/>
+                    </pic:cNvPicPr>
+                  </pic:nvPicPr>
+                  <pic:blipFill>
+                    <a:blip r:embed="rId149"/>
+                    <a:stretch>
+                      <a:fillRect/>
+                    </a:stretch>
+                  </pic:blipFill>
+                  <pic:spPr>
+                    <a:xfrm>
+                      <a:off x="0" y="0"/>
+                      <a:ext cx="2600325" cy="1962150"/>
                     </a:xfrm>
                     <a:prstGeom prst="rect">
                       <a:avLst/>
@@ -11434,75 +12102,7 @@
 </w:document>
 </file>
 
-<file path=word\fontTable.xml><?xml version="1.0" encoding="utf-8"?>
-<w:fonts xmlns:mc="http://schemas.openxmlformats.org/markup-compatibility/2006" xmlns:r="http://schemas.openxmlformats.org/officeDocument/2006/relationships" xmlns:w="http://schemas.openxmlformats.org/wordprocessingml/2006/main" xmlns:w14="http://schemas.microsoft.com/office/word/2010/wordml" mc:Ignorable="w14">
-  <w:font w:name="Times New Roman">
-    <w:panose1 w:val="02020603050405020304"/>
-    <w:charset w:val="00"/>
-    <w:family w:val="roman"/>
-    <w:pitch w:val="variable"/>
-    <w:sig w:usb0="20007A87" w:usb1="80000000" w:usb2="00000008" w:usb3="00000000" w:csb0="000001FF" w:csb1="00000000"/>
-  </w:font>
-  <w:font w:name="宋体">
-    <w:panose1 w:val="02010600030101010101"/>
-    <w:charset w:val="86"/>
-    <w:family w:val="auto"/>
-    <w:pitch w:val="default"/>
-    <w:sig w:usb0="00000003" w:usb1="288F0000" w:usb2="00000006" w:usb3="00000000" w:csb0="00040001" w:csb1="00000000"/>
-  </w:font>
-  <w:font w:name="Wingdings">
-    <w:panose1 w:val="05000000000000000000"/>
-    <w:charset w:val="02"/>
-    <w:family w:val="auto"/>
-    <w:pitch w:val="default"/>
-    <w:sig w:usb0="00000000" w:usb1="00000000" w:usb2="00000000" w:usb3="00000000" w:csb0="80000000" w:csb1="00000000"/>
-  </w:font>
-  <w:font w:name="Arial">
-    <w:panose1 w:val="020B0604020202020204"/>
-    <w:charset w:val="01"/>
-    <w:family w:val="swiss"/>
-    <w:pitch w:val="default"/>
-    <w:sig w:usb0="E0002EFF" w:usb1="C000785B" w:usb2="00000009" w:usb3="00000000" w:csb0="400001FF" w:csb1="FFFF0000"/>
-  </w:font>
-  <w:font w:name="黑体">
-    <w:panose1 w:val="02010609060101010101"/>
-    <w:charset w:val="86"/>
-    <w:family w:val="auto"/>
-    <w:pitch w:val="default"/>
-    <w:sig w:usb0="800002BF" w:usb1="38CF7CFA" w:usb2="00000016" w:usb3="00000000" w:csb0="00040001" w:csb1="00000000"/>
-  </w:font>
-  <w:font w:name="Courier New">
-    <w:panose1 w:val="02070309020205020404"/>
-    <w:charset w:val="01"/>
-    <w:family w:val="modern"/>
-    <w:pitch w:val="default"/>
-    <w:sig w:usb0="E0002EFF" w:usb1="C0007843" w:usb2="00000009" w:usb3="00000000" w:csb0="400001FF" w:csb1="FFFF0000"/>
-  </w:font>
-  <w:font w:name="Symbol">
-    <w:panose1 w:val="05050102010706020507"/>
-    <w:charset w:val="02"/>
-    <w:family w:val="roman"/>
-    <w:pitch w:val="default"/>
-    <w:sig w:usb0="00000000" w:usb1="00000000" w:usb2="00000000" w:usb3="00000000" w:csb0="80000000" w:csb1="00000000"/>
-  </w:font>
-  <w:font w:name="Calibri">
-    <w:panose1 w:val="020F0502020204030204"/>
-    <w:charset w:val="00"/>
-    <w:family w:val="swiss"/>
-    <w:pitch w:val="default"/>
-    <w:sig w:usb0="E4002EFF" w:usb1="C000247B" w:usb2="00000009" w:usb3="00000000" w:csb0="200001FF" w:csb1="00000000"/>
-  </w:font>
-  <w:font w:name="微软雅黑">
-    <w:panose1 w:val="020B0503020204020204"/>
-    <w:charset w:val="86"/>
-    <w:family w:val="auto"/>
-    <w:pitch w:val="default"/>
-    <w:sig w:usb0="80000287" w:usb1="2ACF3C50" w:usb2="00000016" w:usb3="00000000" w:csb0="0004001F" w:csb1="00000000"/>
-  </w:font>
-</w:fonts>
-</file>
-
-<file path=word\footer1.xml><?xml version="1.0" encoding="utf-8"?>
+<file path=word/footer1.xml><?xml version="1.0" encoding="utf-8"?>
 <w:ftr xmlns:w="http://schemas.openxmlformats.org/wordprocessingml/2006/main">
   <w:p>
     <w:pPr>
@@ -11582,63 +12182,7 @@
 </w:ftr>
 </file>
 
-<file path=word\settings.xml><?xml version="1.0" encoding="utf-8"?>
-<w:settings xmlns:mc="http://schemas.openxmlformats.org/markup-compatibility/2006" xmlns:o="urn:schemas-microsoft-com:office:office" xmlns:r="http://schemas.openxmlformats.org/officeDocument/2006/relationships" xmlns:m="http://schemas.openxmlformats.org/officeDocument/2006/math" xmlns:v="urn:schemas-microsoft-com:vml" xmlns:w10="urn:schemas-microsoft-com:office:word" xmlns:w="http://schemas.openxmlformats.org/wordprocessingml/2006/main" xmlns:w14="http://schemas.microsoft.com/office/word/2010/wordml" xmlns:sl="http://schemas.openxmlformats.org/schemaLibrary/2006/main" xmlns:wpsCustomData="http://www.wps.cn/officeDocument/2013/wpsCustomData" mc:Ignorable="w14">
-  <w:zoom w:percent="80"/>
-  <w:embedSystemFonts/>
-  <w:bordersDoNotSurroundHeader w:val="0"/>
-  <w:bordersDoNotSurroundFooter w:val="0"/>
-  <w:documentProtection w:enforcement="0"/>
-  <w:defaultTabStop w:val="420"/>
-  <w:drawingGridVerticalSpacing w:val="156"/>
-  <w:displayHorizontalDrawingGridEvery w:val="1"/>
-  <w:displayVerticalDrawingGridEvery w:val="1"/>
-  <w:noPunctuationKerning w:val="1"/>
-  <w:characterSpacingControl w:val="compressPunctuation"/>
-  <w:compat>
-    <w:spaceForUL/>
-    <w:balanceSingleByteDoubleByteWidth/>
-    <w:doNotLeaveBackslashAlone/>
-    <w:ulTrailSpace/>
-    <w:doNotExpandShiftReturn/>
-    <w:adjustLineHeightInTable/>
-    <w:doNotWrapTextWithPunct/>
-    <w:doNotUseEastAsianBreakRules/>
-    <w:useFELayout/>
-    <w:doNotUseIndentAsNumberingTabStop/>
-    <w:compatSetting w:name="compatibilityMode" w:uri="http://schemas.microsoft.com/office/word" w:val="14"/>
-    <w:compatSetting w:name="overrideTableStyleFontSizeAndJustification" w:uri="http://schemas.microsoft.com/office/word" w:val="1"/>
-    <w:compatSetting w:name="enableOpenTypeFeatures" w:uri="http://schemas.microsoft.com/office/word" w:val="1"/>
-    <w:compatSetting w:name="doNotFlipMirrorIndents" w:uri="http://schemas.microsoft.com/office/word" w:val="1"/>
-  </w:compat>
-  <w:docVars>
-    <w:docVar w:name="commondata" w:val="eyJoZGlkIjoiYTllN2ZjNDUxMWRkMGFhNWMyNTliODczODQxNDg3NDEifQ=="/>
-  </w:docVars>
-  <w:rsids>
-    <w:rsidRoot w:val="00000000"/>
-    <w:rsid w:val="2C292C01"/>
-    <w:rsid w:val="6698586D"/>
-  </w:rsids>
-  <m:mathPr>
-    <m:mathFont m:val="Cambria Math"/>
-    <m:brkBin m:val="before"/>
-    <m:brkBinSub m:val="--"/>
-    <m:smallFrac m:val="0"/>
-    <m:dispDef/>
-    <m:lMargin m:val="0"/>
-    <m:rMargin m:val="0"/>
-    <m:defJc m:val="centerGroup"/>
-    <m:wrapIndent m:val="1440"/>
-    <m:intLim m:val="subSup"/>
-    <m:naryLim m:val="undOvr"/>
-  </m:mathPr>
-  <w:themeFontLang w:val="en-US" w:eastAsia="zh-CN"/>
-  <w:clrSchemeMapping w:bg1="light1" w:t1="dark1" w:bg2="light2" w:t2="dark2" w:accent1="accent1" w:accent2="accent2" w:accent3="accent3" w:accent4="accent4" w:accent5="accent5" w:accent6="accent6" w:hyperlink="hyperlink" w:followedHyperlink="followedHyperlink"/>
-  <w:doNotIncludeSubdocsInStats/>
-</w:settings>
-</file>
-
-<file path=word\styles.xml><?xml version="1.0" encoding="utf-8"?>
+<file path=word/styles.xml><?xml version="1.0" encoding="utf-8"?>
 <w:styles xmlns:mc="http://schemas.openxmlformats.org/markup-compatibility/2006" xmlns:o="urn:schemas-microsoft-com:office:office" xmlns:r="http://schemas.openxmlformats.org/officeDocument/2006/relationships" xmlns:m="http://schemas.openxmlformats.org/officeDocument/2006/math" xmlns:v="urn:schemas-microsoft-com:vml" xmlns:w="http://schemas.openxmlformats.org/wordprocessingml/2006/main" xmlns:w14="http://schemas.microsoft.com/office/word/2010/wordml" xmlns:w10="urn:schemas-microsoft-com:office:word" xmlns:sl="http://schemas.openxmlformats.org/schemaLibrary/2006/main" xmlns:wpsCustomData="http://www.wps.cn/officeDocument/2013/wpsCustomData" mc:Ignorable="w14">
   <w:docDefaults>
     <w:rPrDefault>
@@ -11971,7 +12515,375 @@
 </w:styles>
 </file>
 
-<file path=word\theme\theme1.xml><?xml version="1.0" encoding="utf-8"?>
+<file path=word/activeX/activeX1.xml><?xml version="1.0" encoding="utf-8"?>
+<ax:ocx xmlns:ax="http://schemas.microsoft.com/office/2006/activeX" xmlns:r="http://schemas.openxmlformats.org/officeDocument/2006/relationships" ax:classid="{CDCDCDCD-CDCD-CDCD-CDCD-CDCDCDCDCDCD}" r:id="rId1" ax:persistence="persistStorage"/>
+</file>
+
+<file path=word/activeX/activeX10.xml><?xml version="1.0" encoding="utf-8"?>
+<ax:ocx xmlns:ax="http://schemas.microsoft.com/office/2006/activeX" xmlns:r="http://schemas.openxmlformats.org/officeDocument/2006/relationships" ax:classid="{CDCDCDCD-CDCD-CDCD-CDCD-CDCDCDCDCDCD}" r:id="rId1" ax:persistence="persistStorage"/>
+</file>
+
+<file path=word/activeX/activeX11.xml><?xml version="1.0" encoding="utf-8"?>
+<ax:ocx xmlns:ax="http://schemas.microsoft.com/office/2006/activeX" xmlns:r="http://schemas.openxmlformats.org/officeDocument/2006/relationships" ax:classid="{CDCDCDCD-CDCD-CDCD-CDCD-CDCDCDCDCDCD}" r:id="rId1" ax:persistence="persistStorage"/>
+</file>
+
+<file path=word/activeX/activeX12.xml><?xml version="1.0" encoding="utf-8"?>
+<ax:ocx xmlns:ax="http://schemas.microsoft.com/office/2006/activeX" xmlns:r="http://schemas.openxmlformats.org/officeDocument/2006/relationships" ax:classid="{CDCDCDCD-CDCD-CDCD-CDCD-CDCDCDCDCDCD}" r:id="rId1" ax:persistence="persistStorage"/>
+</file>
+
+<file path=word/activeX/activeX13.xml><?xml version="1.0" encoding="utf-8"?>
+<ax:ocx xmlns:ax="http://schemas.microsoft.com/office/2006/activeX" xmlns:r="http://schemas.openxmlformats.org/officeDocument/2006/relationships" ax:classid="{CDCDCDCD-CDCD-CDCD-CDCD-CDCDCDCDCDCD}" r:id="rId1" ax:persistence="persistStorage"/>
+</file>
+
+<file path=word/activeX/activeX14.xml><?xml version="1.0" encoding="utf-8"?>
+<ax:ocx xmlns:ax="http://schemas.microsoft.com/office/2006/activeX" xmlns:r="http://schemas.openxmlformats.org/officeDocument/2006/relationships" ax:classid="{CDCDCDCD-CDCD-CDCD-CDCD-CDCDCDCDCDCD}" r:id="rId1" ax:persistence="persistStorage"/>
+</file>
+
+<file path=word/activeX/activeX15.xml><?xml version="1.0" encoding="utf-8"?>
+<ax:ocx xmlns:ax="http://schemas.microsoft.com/office/2006/activeX" xmlns:r="http://schemas.openxmlformats.org/officeDocument/2006/relationships" ax:classid="{CDCDCDCD-CDCD-CDCD-CDCD-CDCDCDCDCDCD}" r:id="rId1" ax:persistence="persistStorage"/>
+</file>
+
+<file path=word/activeX/activeX16.xml><?xml version="1.0" encoding="utf-8"?>
+<ax:ocx xmlns:ax="http://schemas.microsoft.com/office/2006/activeX" xmlns:r="http://schemas.openxmlformats.org/officeDocument/2006/relationships" ax:classid="{CDCDCDCD-CDCD-CDCD-CDCD-CDCDCDCDCDCD}" r:id="rId1" ax:persistence="persistStorage"/>
+</file>
+
+<file path=word/activeX/activeX17.xml><?xml version="1.0" encoding="utf-8"?>
+<ax:ocx xmlns:ax="http://schemas.microsoft.com/office/2006/activeX" xmlns:r="http://schemas.openxmlformats.org/officeDocument/2006/relationships" ax:classid="{CDCDCDCD-CDCD-CDCD-CDCD-CDCDCDCDCDCD}" r:id="rId1" ax:persistence="persistStorage"/>
+</file>
+
+<file path=word/activeX/activeX18.xml><?xml version="1.0" encoding="utf-8"?>
+<ax:ocx xmlns:ax="http://schemas.microsoft.com/office/2006/activeX" xmlns:r="http://schemas.openxmlformats.org/officeDocument/2006/relationships" ax:classid="{CDCDCDCD-CDCD-CDCD-CDCD-CDCDCDCDCDCD}" r:id="rId1" ax:persistence="persistStorage"/>
+</file>
+
+<file path=word/activeX/activeX19.xml><?xml version="1.0" encoding="utf-8"?>
+<ax:ocx xmlns:ax="http://schemas.microsoft.com/office/2006/activeX" xmlns:r="http://schemas.openxmlformats.org/officeDocument/2006/relationships" ax:classid="{CDCDCDCD-CDCD-CDCD-CDCD-CDCDCDCDCDCD}" r:id="rId1" ax:persistence="persistStorage"/>
+</file>
+
+<file path=word/activeX/activeX2.xml><?xml version="1.0" encoding="utf-8"?>
+<ax:ocx xmlns:ax="http://schemas.microsoft.com/office/2006/activeX" xmlns:r="http://schemas.openxmlformats.org/officeDocument/2006/relationships" ax:classid="{CDCDCDCD-CDCD-CDCD-CDCD-CDCDCDCDCDCD}" r:id="rId1" ax:persistence="persistStorage"/>
+</file>
+
+<file path=word/activeX/activeX20.xml><?xml version="1.0" encoding="utf-8"?>
+<ax:ocx xmlns:ax="http://schemas.microsoft.com/office/2006/activeX" xmlns:r="http://schemas.openxmlformats.org/officeDocument/2006/relationships" ax:classid="{CDCDCDCD-CDCD-CDCD-CDCD-CDCDCDCDCDCD}" r:id="rId1" ax:persistence="persistStorage"/>
+</file>
+
+<file path=word/activeX/activeX21.xml><?xml version="1.0" encoding="utf-8"?>
+<ax:ocx xmlns:ax="http://schemas.microsoft.com/office/2006/activeX" xmlns:r="http://schemas.openxmlformats.org/officeDocument/2006/relationships" ax:classid="{CDCDCDCD-CDCD-CDCD-CDCD-CDCDCDCDCDCD}" r:id="rId1" ax:persistence="persistStorage"/>
+</file>
+
+<file path=word/activeX/activeX22.xml><?xml version="1.0" encoding="utf-8"?>
+<ax:ocx xmlns:ax="http://schemas.microsoft.com/office/2006/activeX" xmlns:r="http://schemas.openxmlformats.org/officeDocument/2006/relationships" ax:classid="{CDCDCDCD-CDCD-CDCD-CDCD-CDCDCDCDCDCD}" r:id="rId1" ax:persistence="persistStorage"/>
+</file>
+
+<file path=word/activeX/activeX23.xml><?xml version="1.0" encoding="utf-8"?>
+<ax:ocx xmlns:ax="http://schemas.microsoft.com/office/2006/activeX" xmlns:r="http://schemas.openxmlformats.org/officeDocument/2006/relationships" ax:classid="{CDCDCDCD-CDCD-CDCD-CDCD-CDCDCDCDCDCD}" r:id="rId1" ax:persistence="persistStorage"/>
+</file>
+
+<file path=word/activeX/activeX24.xml><?xml version="1.0" encoding="utf-8"?>
+<ax:ocx xmlns:ax="http://schemas.microsoft.com/office/2006/activeX" xmlns:r="http://schemas.openxmlformats.org/officeDocument/2006/relationships" ax:classid="{CDCDCDCD-CDCD-CDCD-CDCD-CDCDCDCDCDCD}" r:id="rId1" ax:persistence="persistStorage"/>
+</file>
+
+<file path=word/activeX/activeX25.xml><?xml version="1.0" encoding="utf-8"?>
+<ax:ocx xmlns:ax="http://schemas.microsoft.com/office/2006/activeX" xmlns:r="http://schemas.openxmlformats.org/officeDocument/2006/relationships" ax:classid="{CDCDCDCD-CDCD-CDCD-CDCD-CDCDCDCDCDCD}" r:id="rId1" ax:persistence="persistStorage"/>
+</file>
+
+<file path=word/activeX/activeX26.xml><?xml version="1.0" encoding="utf-8"?>
+<ax:ocx xmlns:ax="http://schemas.microsoft.com/office/2006/activeX" xmlns:r="http://schemas.openxmlformats.org/officeDocument/2006/relationships" ax:classid="{CDCDCDCD-CDCD-CDCD-CDCD-CDCDCDCDCDCD}" r:id="rId1" ax:persistence="persistStorage"/>
+</file>
+
+<file path=word/activeX/activeX27.xml><?xml version="1.0" encoding="utf-8"?>
+<ax:ocx xmlns:ax="http://schemas.microsoft.com/office/2006/activeX" xmlns:r="http://schemas.openxmlformats.org/officeDocument/2006/relationships" ax:classid="{CDCDCDCD-CDCD-CDCD-CDCD-CDCDCDCDCDCD}" r:id="rId1" ax:persistence="persistStorage"/>
+</file>
+
+<file path=word/activeX/activeX28.xml><?xml version="1.0" encoding="utf-8"?>
+<ax:ocx xmlns:ax="http://schemas.microsoft.com/office/2006/activeX" xmlns:r="http://schemas.openxmlformats.org/officeDocument/2006/relationships" ax:classid="{CDCDCDCD-CDCD-CDCD-CDCD-CDCDCDCDCDCD}" r:id="rId1" ax:persistence="persistStorage"/>
+</file>
+
+<file path=word/activeX/activeX29.xml><?xml version="1.0" encoding="utf-8"?>
+<ax:ocx xmlns:ax="http://schemas.microsoft.com/office/2006/activeX" xmlns:r="http://schemas.openxmlformats.org/officeDocument/2006/relationships" ax:classid="{CDCDCDCD-CDCD-CDCD-CDCD-CDCDCDCDCDCD}" r:id="rId1" ax:persistence="persistStorage"/>
+</file>
+
+<file path=word/activeX/activeX3.xml><?xml version="1.0" encoding="utf-8"?>
+<ax:ocx xmlns:ax="http://schemas.microsoft.com/office/2006/activeX" xmlns:r="http://schemas.openxmlformats.org/officeDocument/2006/relationships" ax:classid="{CDCDCDCD-CDCD-CDCD-CDCD-CDCDCDCDCDCD}" r:id="rId1" ax:persistence="persistStorage"/>
+</file>
+
+<file path=word/activeX/activeX30.xml><?xml version="1.0" encoding="utf-8"?>
+<ax:ocx xmlns:ax="http://schemas.microsoft.com/office/2006/activeX" xmlns:r="http://schemas.openxmlformats.org/officeDocument/2006/relationships" ax:classid="{CDCDCDCD-CDCD-CDCD-CDCD-CDCDCDCDCDCD}" r:id="rId1" ax:persistence="persistStorage"/>
+</file>
+
+<file path=word/activeX/activeX31.xml><?xml version="1.0" encoding="utf-8"?>
+<ax:ocx xmlns:ax="http://schemas.microsoft.com/office/2006/activeX" xmlns:r="http://schemas.openxmlformats.org/officeDocument/2006/relationships" ax:classid="{CDCDCDCD-CDCD-CDCD-CDCD-CDCDCDCDCDCD}" r:id="rId1" ax:persistence="persistStorage"/>
+</file>
+
+<file path=word/activeX/activeX32.xml><?xml version="1.0" encoding="utf-8"?>
+<ax:ocx xmlns:ax="http://schemas.microsoft.com/office/2006/activeX" xmlns:r="http://schemas.openxmlformats.org/officeDocument/2006/relationships" ax:classid="{CDCDCDCD-CDCD-CDCD-CDCD-CDCDCDCDCDCD}" r:id="rId1" ax:persistence="persistStorage"/>
+</file>
+
+<file path=word/activeX/activeX33.xml><?xml version="1.0" encoding="utf-8"?>
+<ax:ocx xmlns:ax="http://schemas.microsoft.com/office/2006/activeX" xmlns:r="http://schemas.openxmlformats.org/officeDocument/2006/relationships" ax:classid="{CDCDCDCD-CDCD-CDCD-CDCD-CDCDCDCDCDCD}" r:id="rId1" ax:persistence="persistStorage"/>
+</file>
+
+<file path=word/activeX/activeX34.xml><?xml version="1.0" encoding="utf-8"?>
+<ax:ocx xmlns:ax="http://schemas.microsoft.com/office/2006/activeX" xmlns:r="http://schemas.openxmlformats.org/officeDocument/2006/relationships" ax:classid="{CDCDCDCD-CDCD-CDCD-CDCD-CDCDCDCDCDCD}" r:id="rId1" ax:persistence="persistStorage"/>
+</file>
+
+<file path=word/activeX/activeX35.xml><?xml version="1.0" encoding="utf-8"?>
+<ax:ocx xmlns:ax="http://schemas.microsoft.com/office/2006/activeX" xmlns:r="http://schemas.openxmlformats.org/officeDocument/2006/relationships" ax:classid="{CDCDCDCD-CDCD-CDCD-CDCD-CDCDCDCDCDCD}" r:id="rId1" ax:persistence="persistStorage"/>
+</file>
+
+<file path=word/activeX/activeX36.xml><?xml version="1.0" encoding="utf-8"?>
+<ax:ocx xmlns:ax="http://schemas.microsoft.com/office/2006/activeX" xmlns:r="http://schemas.openxmlformats.org/officeDocument/2006/relationships" ax:classid="{CDCDCDCD-CDCD-CDCD-CDCD-CDCDCDCDCDCD}" r:id="rId1" ax:persistence="persistStorage"/>
+</file>
+
+<file path=word/activeX/activeX37.xml><?xml version="1.0" encoding="utf-8"?>
+<ax:ocx xmlns:ax="http://schemas.microsoft.com/office/2006/activeX" xmlns:r="http://schemas.openxmlformats.org/officeDocument/2006/relationships" ax:classid="{CDCDCDCD-CDCD-CDCD-CDCD-CDCDCDCDCDCD}" r:id="rId1" ax:persistence="persistStorage"/>
+</file>
+
+<file path=word/activeX/activeX38.xml><?xml version="1.0" encoding="utf-8"?>
+<ax:ocx xmlns:ax="http://schemas.microsoft.com/office/2006/activeX" xmlns:r="http://schemas.openxmlformats.org/officeDocument/2006/relationships" ax:classid="{CDCDCDCD-CDCD-CDCD-CDCD-CDCDCDCDCDCD}" r:id="rId1" ax:persistence="persistStorage"/>
+</file>
+
+<file path=word/activeX/activeX39.xml><?xml version="1.0" encoding="utf-8"?>
+<ax:ocx xmlns:ax="http://schemas.microsoft.com/office/2006/activeX" xmlns:r="http://schemas.openxmlformats.org/officeDocument/2006/relationships" ax:classid="{CDCDCDCD-CDCD-CDCD-CDCD-CDCDCDCDCDCD}" r:id="rId1" ax:persistence="persistStorage"/>
+</file>
+
+<file path=word/activeX/activeX4.xml><?xml version="1.0" encoding="utf-8"?>
+<ax:ocx xmlns:ax="http://schemas.microsoft.com/office/2006/activeX" xmlns:r="http://schemas.openxmlformats.org/officeDocument/2006/relationships" ax:classid="{CDCDCDCD-CDCD-CDCD-CDCD-CDCDCDCDCDCD}" r:id="rId1" ax:persistence="persistStorage"/>
+</file>
+
+<file path=word/activeX/activeX40.xml><?xml version="1.0" encoding="utf-8"?>
+<ax:ocx xmlns:ax="http://schemas.microsoft.com/office/2006/activeX" xmlns:r="http://schemas.openxmlformats.org/officeDocument/2006/relationships" ax:classid="{CDCDCDCD-CDCD-CDCD-CDCD-CDCDCDCDCDCD}" r:id="rId1" ax:persistence="persistStorage"/>
+</file>
+
+<file path=word/activeX/activeX41.xml><?xml version="1.0" encoding="utf-8"?>
+<ax:ocx xmlns:ax="http://schemas.microsoft.com/office/2006/activeX" xmlns:r="http://schemas.openxmlformats.org/officeDocument/2006/relationships" ax:classid="{CDCDCDCD-CDCD-CDCD-CDCD-CDCDCDCDCDCD}" r:id="rId1" ax:persistence="persistStorage"/>
+</file>
+
+<file path=word/activeX/activeX42.xml><?xml version="1.0" encoding="utf-8"?>
+<ax:ocx xmlns:ax="http://schemas.microsoft.com/office/2006/activeX" xmlns:r="http://schemas.openxmlformats.org/officeDocument/2006/relationships" ax:classid="{CDCDCDCD-CDCD-CDCD-CDCD-CDCDCDCDCDCD}" r:id="rId1" ax:persistence="persistStorage"/>
+</file>
+
+<file path=word/activeX/activeX43.xml><?xml version="1.0" encoding="utf-8"?>
+<ax:ocx xmlns:ax="http://schemas.microsoft.com/office/2006/activeX" xmlns:r="http://schemas.openxmlformats.org/officeDocument/2006/relationships" ax:classid="{CDCDCDCD-CDCD-CDCD-CDCD-CDCDCDCDCDCD}" r:id="rId1" ax:persistence="persistStorage"/>
+</file>
+
+<file path=word/activeX/activeX44.xml><?xml version="1.0" encoding="utf-8"?>
+<ax:ocx xmlns:ax="http://schemas.microsoft.com/office/2006/activeX" xmlns:r="http://schemas.openxmlformats.org/officeDocument/2006/relationships" ax:classid="{CDCDCDCD-CDCD-CDCD-CDCD-CDCDCDCDCDCD}" r:id="rId1" ax:persistence="persistStorage"/>
+</file>
+
+<file path=word/activeX/activeX45.xml><?xml version="1.0" encoding="utf-8"?>
+<ax:ocx xmlns:ax="http://schemas.microsoft.com/office/2006/activeX" xmlns:r="http://schemas.openxmlformats.org/officeDocument/2006/relationships" ax:classid="{CDCDCDCD-CDCD-CDCD-CDCD-CDCDCDCDCDCD}" r:id="rId1" ax:persistence="persistStorage"/>
+</file>
+
+<file path=word/activeX/activeX46.xml><?xml version="1.0" encoding="utf-8"?>
+<ax:ocx xmlns:ax="http://schemas.microsoft.com/office/2006/activeX" xmlns:r="http://schemas.openxmlformats.org/officeDocument/2006/relationships" ax:classid="{CDCDCDCD-CDCD-CDCD-CDCD-CDCDCDCDCDCD}" r:id="rId1" ax:persistence="persistStorage"/>
+</file>
+
+<file path=word/activeX/activeX47.xml><?xml version="1.0" encoding="utf-8"?>
+<ax:ocx xmlns:ax="http://schemas.microsoft.com/office/2006/activeX" xmlns:r="http://schemas.openxmlformats.org/officeDocument/2006/relationships" ax:classid="{CDCDCDCD-CDCD-CDCD-CDCD-CDCDCDCDCDCD}" r:id="rId1" ax:persistence="persistStorage"/>
+</file>
+
+<file path=word/activeX/activeX48.xml><?xml version="1.0" encoding="utf-8"?>
+<ax:ocx xmlns:ax="http://schemas.microsoft.com/office/2006/activeX" xmlns:r="http://schemas.openxmlformats.org/officeDocument/2006/relationships" ax:classid="{CDCDCDCD-CDCD-CDCD-CDCD-CDCDCDCDCDCD}" r:id="rId1" ax:persistence="persistStorage"/>
+</file>
+
+<file path=word/activeX/activeX49.xml><?xml version="1.0" encoding="utf-8"?>
+<ax:ocx xmlns:ax="http://schemas.microsoft.com/office/2006/activeX" xmlns:r="http://schemas.openxmlformats.org/officeDocument/2006/relationships" ax:classid="{CDCDCDCD-CDCD-CDCD-CDCD-CDCDCDCDCDCD}" r:id="rId1" ax:persistence="persistStorage"/>
+</file>
+
+<file path=word/activeX/activeX5.xml><?xml version="1.0" encoding="utf-8"?>
+<ax:ocx xmlns:ax="http://schemas.microsoft.com/office/2006/activeX" xmlns:r="http://schemas.openxmlformats.org/officeDocument/2006/relationships" ax:classid="{CDCDCDCD-CDCD-CDCD-CDCD-CDCDCDCDCDCD}" r:id="rId1" ax:persistence="persistStorage"/>
+</file>
+
+<file path=word/activeX/activeX50.xml><?xml version="1.0" encoding="utf-8"?>
+<ax:ocx xmlns:ax="http://schemas.microsoft.com/office/2006/activeX" xmlns:r="http://schemas.openxmlformats.org/officeDocument/2006/relationships" ax:classid="{CDCDCDCD-CDCD-CDCD-CDCD-CDCDCDCDCDCD}" r:id="rId1" ax:persistence="persistStorage"/>
+</file>
+
+<file path=word/activeX/activeX51.xml><?xml version="1.0" encoding="utf-8"?>
+<ax:ocx xmlns:ax="http://schemas.microsoft.com/office/2006/activeX" xmlns:r="http://schemas.openxmlformats.org/officeDocument/2006/relationships" ax:classid="{CDCDCDCD-CDCD-CDCD-CDCD-CDCDCDCDCDCD}" r:id="rId1" ax:persistence="persistStorage"/>
+</file>
+
+<file path=word/activeX/activeX52.xml><?xml version="1.0" encoding="utf-8"?>
+<ax:ocx xmlns:ax="http://schemas.microsoft.com/office/2006/activeX" xmlns:r="http://schemas.openxmlformats.org/officeDocument/2006/relationships" ax:classid="{CDCDCDCD-CDCD-CDCD-CDCD-CDCDCDCDCDCD}" r:id="rId1" ax:persistence="persistStorage"/>
+</file>
+
+<file path=word/activeX/activeX53.xml><?xml version="1.0" encoding="utf-8"?>
+<ax:ocx xmlns:ax="http://schemas.microsoft.com/office/2006/activeX" xmlns:r="http://schemas.openxmlformats.org/officeDocument/2006/relationships" ax:classid="{CDCDCDCD-CDCD-CDCD-CDCD-CDCDCDCDCDCD}" r:id="rId1" ax:persistence="persistStorage"/>
+</file>
+
+<file path=word/activeX/activeX54.xml><?xml version="1.0" encoding="utf-8"?>
+<ax:ocx xmlns:ax="http://schemas.microsoft.com/office/2006/activeX" xmlns:r="http://schemas.openxmlformats.org/officeDocument/2006/relationships" ax:classid="{CDCDCDCD-CDCD-CDCD-CDCD-CDCDCDCDCDCD}" r:id="rId1" ax:persistence="persistStorage"/>
+</file>
+
+<file path=word/activeX/activeX55.xml><?xml version="1.0" encoding="utf-8"?>
+<ax:ocx xmlns:ax="http://schemas.microsoft.com/office/2006/activeX" xmlns:r="http://schemas.openxmlformats.org/officeDocument/2006/relationships" ax:classid="{CDCDCDCD-CDCD-CDCD-CDCD-CDCDCDCDCDCD}" r:id="rId1" ax:persistence="persistStorage"/>
+</file>
+
+<file path=word/activeX/activeX56.xml><?xml version="1.0" encoding="utf-8"?>
+<ax:ocx xmlns:ax="http://schemas.microsoft.com/office/2006/activeX" xmlns:r="http://schemas.openxmlformats.org/officeDocument/2006/relationships" ax:classid="{CDCDCDCD-CDCD-CDCD-CDCD-CDCDCDCDCDCD}" r:id="rId1" ax:persistence="persistStorage"/>
+</file>
+
+<file path=word/activeX/activeX57.xml><?xml version="1.0" encoding="utf-8"?>
+<ax:ocx xmlns:ax="http://schemas.microsoft.com/office/2006/activeX" xmlns:r="http://schemas.openxmlformats.org/officeDocument/2006/relationships" ax:classid="{CDCDCDCD-CDCD-CDCD-CDCD-CDCDCDCDCDCD}" r:id="rId1" ax:persistence="persistStorage"/>
+</file>
+
+<file path=word/activeX/activeX58.xml><?xml version="1.0" encoding="utf-8"?>
+<ax:ocx xmlns:ax="http://schemas.microsoft.com/office/2006/activeX" xmlns:r="http://schemas.openxmlformats.org/officeDocument/2006/relationships" ax:classid="{CDCDCDCD-CDCD-CDCD-CDCD-CDCDCDCDCDCD}" r:id="rId1" ax:persistence="persistStorage"/>
+</file>
+
+<file path=word/activeX/activeX59.xml><?xml version="1.0" encoding="utf-8"?>
+<ax:ocx xmlns:ax="http://schemas.microsoft.com/office/2006/activeX" xmlns:r="http://schemas.openxmlformats.org/officeDocument/2006/relationships" ax:classid="{CDCDCDCD-CDCD-CDCD-CDCD-CDCDCDCDCDCD}" r:id="rId1" ax:persistence="persistStorage"/>
+</file>
+
+<file path=word/activeX/activeX6.xml><?xml version="1.0" encoding="utf-8"?>
+<ax:ocx xmlns:ax="http://schemas.microsoft.com/office/2006/activeX" xmlns:r="http://schemas.openxmlformats.org/officeDocument/2006/relationships" ax:classid="{CDCDCDCD-CDCD-CDCD-CDCD-CDCDCDCDCDCD}" r:id="rId1" ax:persistence="persistStorage"/>
+</file>
+
+<file path=word/activeX/activeX60.xml><?xml version="1.0" encoding="utf-8"?>
+<ax:ocx xmlns:ax="http://schemas.microsoft.com/office/2006/activeX" xmlns:r="http://schemas.openxmlformats.org/officeDocument/2006/relationships" ax:classid="{CDCDCDCD-CDCD-CDCD-CDCD-CDCDCDCDCDCD}" r:id="rId1" ax:persistence="persistStorage"/>
+</file>
+
+<file path=word/activeX/activeX61.xml><?xml version="1.0" encoding="utf-8"?>
+<ax:ocx xmlns:ax="http://schemas.microsoft.com/office/2006/activeX" xmlns:r="http://schemas.openxmlformats.org/officeDocument/2006/relationships" ax:classid="{CDCDCDCD-CDCD-CDCD-CDCD-CDCDCDCDCDCD}" r:id="rId1" ax:persistence="persistStorage"/>
+</file>
+
+<file path=word/activeX/activeX62.xml><?xml version="1.0" encoding="utf-8"?>
+<ax:ocx xmlns:ax="http://schemas.microsoft.com/office/2006/activeX" xmlns:r="http://schemas.openxmlformats.org/officeDocument/2006/relationships" ax:classid="{CDCDCDCD-CDCD-CDCD-CDCD-CDCDCDCDCDCD}" r:id="rId1" ax:persistence="persistStorage"/>
+</file>
+
+<file path=word/activeX/activeX63.xml><?xml version="1.0" encoding="utf-8"?>
+<ax:ocx xmlns:ax="http://schemas.microsoft.com/office/2006/activeX" xmlns:r="http://schemas.openxmlformats.org/officeDocument/2006/relationships" ax:classid="{CDCDCDCD-CDCD-CDCD-CDCD-CDCDCDCDCDCD}" r:id="rId1" ax:persistence="persistStorage"/>
+</file>
+
+<file path=word/activeX/activeX64.xml><?xml version="1.0" encoding="utf-8"?>
+<ax:ocx xmlns:ax="http://schemas.microsoft.com/office/2006/activeX" xmlns:r="http://schemas.openxmlformats.org/officeDocument/2006/relationships" ax:classid="{CDCDCDCD-CDCD-CDCD-CDCD-CDCDCDCDCDCD}" r:id="rId1" ax:persistence="persistStorage"/>
+</file>
+
+<file path=word/activeX/activeX65.xml><?xml version="1.0" encoding="utf-8"?>
+<ax:ocx xmlns:ax="http://schemas.microsoft.com/office/2006/activeX" xmlns:r="http://schemas.openxmlformats.org/officeDocument/2006/relationships" ax:classid="{CDCDCDCD-CDCD-CDCD-CDCD-CDCDCDCDCDCD}" r:id="rId1" ax:persistence="persistStorage"/>
+</file>
+
+<file path=word/activeX/activeX66.xml><?xml version="1.0" encoding="utf-8"?>
+<ax:ocx xmlns:ax="http://schemas.microsoft.com/office/2006/activeX" xmlns:r="http://schemas.openxmlformats.org/officeDocument/2006/relationships" ax:classid="{CDCDCDCD-CDCD-CDCD-CDCD-CDCDCDCDCDCD}" r:id="rId1" ax:persistence="persistStorage"/>
+</file>
+
+<file path=word/activeX/activeX67.xml><?xml version="1.0" encoding="utf-8"?>
+<ax:ocx xmlns:ax="http://schemas.microsoft.com/office/2006/activeX" xmlns:r="http://schemas.openxmlformats.org/officeDocument/2006/relationships" ax:classid="{CDCDCDCD-CDCD-CDCD-CDCD-CDCDCDCDCDCD}" r:id="rId1" ax:persistence="persistStorage"/>
+</file>
+
+<file path=word/activeX/activeX68.xml><?xml version="1.0" encoding="utf-8"?>
+<ax:ocx xmlns:ax="http://schemas.microsoft.com/office/2006/activeX" xmlns:r="http://schemas.openxmlformats.org/officeDocument/2006/relationships" ax:classid="{CDCDCDCD-CDCD-CDCD-CDCD-CDCDCDCDCDCD}" r:id="rId1" ax:persistence="persistStorage"/>
+</file>
+
+<file path=word/activeX/activeX69.xml><?xml version="1.0" encoding="utf-8"?>
+<ax:ocx xmlns:ax="http://schemas.microsoft.com/office/2006/activeX" xmlns:r="http://schemas.openxmlformats.org/officeDocument/2006/relationships" ax:classid="{CDCDCDCD-CDCD-CDCD-CDCD-CDCDCDCDCDCD}" r:id="rId1" ax:persistence="persistStorage"/>
+</file>
+
+<file path=word/activeX/activeX7.xml><?xml version="1.0" encoding="utf-8"?>
+<ax:ocx xmlns:ax="http://schemas.microsoft.com/office/2006/activeX" xmlns:r="http://schemas.openxmlformats.org/officeDocument/2006/relationships" ax:classid="{CDCDCDCD-CDCD-CDCD-CDCD-CDCDCDCDCDCD}" r:id="rId1" ax:persistence="persistStorage"/>
+</file>
+
+<file path=word/activeX/activeX70.xml><?xml version="1.0" encoding="utf-8"?>
+<ax:ocx xmlns:ax="http://schemas.microsoft.com/office/2006/activeX" xmlns:r="http://schemas.openxmlformats.org/officeDocument/2006/relationships" ax:classid="{CDCDCDCD-CDCD-CDCD-CDCD-CDCDCDCDCDCD}" r:id="rId1" ax:persistence="persistStorage"/>
+</file>
+
+<file path=word/activeX/activeX71.xml><?xml version="1.0" encoding="utf-8"?>
+<ax:ocx xmlns:ax="http://schemas.microsoft.com/office/2006/activeX" xmlns:r="http://schemas.openxmlformats.org/officeDocument/2006/relationships" ax:classid="{CDCDCDCD-CDCD-CDCD-CDCD-CDCDCDCDCDCD}" r:id="rId1" ax:persistence="persistStorage"/>
+</file>
+
+<file path=word/activeX/activeX72.xml><?xml version="1.0" encoding="utf-8"?>
+<ax:ocx xmlns:ax="http://schemas.microsoft.com/office/2006/activeX" xmlns:r="http://schemas.openxmlformats.org/officeDocument/2006/relationships" ax:classid="{CDCDCDCD-CDCD-CDCD-CDCD-CDCDCDCDCDCD}" r:id="rId1" ax:persistence="persistStorage"/>
+</file>
+
+<file path=word/activeX/activeX73.xml><?xml version="1.0" encoding="utf-8"?>
+<ax:ocx xmlns:ax="http://schemas.microsoft.com/office/2006/activeX" xmlns:r="http://schemas.openxmlformats.org/officeDocument/2006/relationships" ax:classid="{CDCDCDCD-CDCD-CDCD-CDCD-CDCDCDCDCDCD}" r:id="rId1" ax:persistence="persistStorage"/>
+</file>
+
+<file path=word/activeX/activeX74.xml><?xml version="1.0" encoding="utf-8"?>
+<ax:ocx xmlns:ax="http://schemas.microsoft.com/office/2006/activeX" xmlns:r="http://schemas.openxmlformats.org/officeDocument/2006/relationships" ax:classid="{CDCDCDCD-CDCD-CDCD-CDCD-CDCDCDCDCDCD}" r:id="rId1" ax:persistence="persistStorage"/>
+</file>
+
+<file path=word/activeX/activeX75.xml><?xml version="1.0" encoding="utf-8"?>
+<ax:ocx xmlns:ax="http://schemas.microsoft.com/office/2006/activeX" xmlns:r="http://schemas.openxmlformats.org/officeDocument/2006/relationships" ax:classid="{CDCDCDCD-CDCD-CDCD-CDCD-CDCDCDCDCDCD}" r:id="rId1" ax:persistence="persistStorage"/>
+</file>
+
+<file path=word/activeX/activeX76.xml><?xml version="1.0" encoding="utf-8"?>
+<ax:ocx xmlns:ax="http://schemas.microsoft.com/office/2006/activeX" xmlns:r="http://schemas.openxmlformats.org/officeDocument/2006/relationships" ax:classid="{CDCDCDCD-CDCD-CDCD-CDCD-CDCDCDCDCDCD}" r:id="rId1" ax:persistence="persistStorage"/>
+</file>
+
+<file path=word/activeX/activeX77.xml><?xml version="1.0" encoding="utf-8"?>
+<ax:ocx xmlns:ax="http://schemas.microsoft.com/office/2006/activeX" xmlns:r="http://schemas.openxmlformats.org/officeDocument/2006/relationships" ax:classid="{CDCDCDCD-CDCD-CDCD-CDCD-CDCDCDCDCDCD}" r:id="rId1" ax:persistence="persistStorage"/>
+</file>
+
+<file path=word/activeX/activeX78.xml><?xml version="1.0" encoding="utf-8"?>
+<ax:ocx xmlns:ax="http://schemas.microsoft.com/office/2006/activeX" xmlns:r="http://schemas.openxmlformats.org/officeDocument/2006/relationships" ax:classid="{CDCDCDCD-CDCD-CDCD-CDCD-CDCDCDCDCDCD}" r:id="rId1" ax:persistence="persistStorage"/>
+</file>
+
+<file path=word/activeX/activeX79.xml><?xml version="1.0" encoding="utf-8"?>
+<ax:ocx xmlns:ax="http://schemas.microsoft.com/office/2006/activeX" xmlns:r="http://schemas.openxmlformats.org/officeDocument/2006/relationships" ax:classid="{CDCDCDCD-CDCD-CDCD-CDCD-CDCDCDCDCDCD}" r:id="rId1" ax:persistence="persistStorage"/>
+</file>
+
+<file path=word/activeX/activeX8.xml><?xml version="1.0" encoding="utf-8"?>
+<ax:ocx xmlns:ax="http://schemas.microsoft.com/office/2006/activeX" xmlns:r="http://schemas.openxmlformats.org/officeDocument/2006/relationships" ax:classid="{CDCDCDCD-CDCD-CDCD-CDCD-CDCDCDCDCDCD}" r:id="rId1" ax:persistence="persistStorage"/>
+</file>
+
+<file path=word/activeX/activeX80.xml><?xml version="1.0" encoding="utf-8"?>
+<ax:ocx xmlns:ax="http://schemas.microsoft.com/office/2006/activeX" xmlns:r="http://schemas.openxmlformats.org/officeDocument/2006/relationships" ax:classid="{CDCDCDCD-CDCD-CDCD-CDCD-CDCDCDCDCDCD}" r:id="rId1" ax:persistence="persistStorage"/>
+</file>
+
+<file path=word/activeX/activeX81.xml><?xml version="1.0" encoding="utf-8"?>
+<ax:ocx xmlns:ax="http://schemas.microsoft.com/office/2006/activeX" xmlns:r="http://schemas.openxmlformats.org/officeDocument/2006/relationships" ax:classid="{CDCDCDCD-CDCD-CDCD-CDCD-CDCDCDCDCDCD}" r:id="rId1" ax:persistence="persistStorage"/>
+</file>
+
+<file path=word/activeX/activeX82.xml><?xml version="1.0" encoding="utf-8"?>
+<ax:ocx xmlns:ax="http://schemas.microsoft.com/office/2006/activeX" xmlns:r="http://schemas.openxmlformats.org/officeDocument/2006/relationships" ax:classid="{CDCDCDCD-CDCD-CDCD-CDCD-CDCDCDCDCDCD}" r:id="rId1" ax:persistence="persistStorage"/>
+</file>
+
+<file path=word/activeX/activeX83.xml><?xml version="1.0" encoding="utf-8"?>
+<ax:ocx xmlns:ax="http://schemas.microsoft.com/office/2006/activeX" xmlns:r="http://schemas.openxmlformats.org/officeDocument/2006/relationships" ax:classid="{CDCDCDCD-CDCD-CDCD-CDCD-CDCDCDCDCDCD}" r:id="rId1" ax:persistence="persistStorage"/>
+</file>
+
+<file path=word/activeX/activeX84.xml><?xml version="1.0" encoding="utf-8"?>
+<ax:ocx xmlns:ax="http://schemas.microsoft.com/office/2006/activeX" xmlns:r="http://schemas.openxmlformats.org/officeDocument/2006/relationships" ax:classid="{CDCDCDCD-CDCD-CDCD-CDCD-CDCDCDCDCDCD}" r:id="rId1" ax:persistence="persistStorage"/>
+</file>
+
+<file path=word/activeX/activeX85.xml><?xml version="1.0" encoding="utf-8"?>
+<ax:ocx xmlns:ax="http://schemas.microsoft.com/office/2006/activeX" xmlns:r="http://schemas.openxmlformats.org/officeDocument/2006/relationships" ax:classid="{CDCDCDCD-CDCD-CDCD-CDCD-CDCDCDCDCDCD}" r:id="rId1" ax:persistence="persistStorage"/>
+</file>
+
+<file path=word/activeX/activeX86.xml><?xml version="1.0" encoding="utf-8"?>
+<ax:ocx xmlns:ax="http://schemas.microsoft.com/office/2006/activeX" xmlns:r="http://schemas.openxmlformats.org/officeDocument/2006/relationships" ax:classid="{CDCDCDCD-CDCD-CDCD-CDCD-CDCDCDCDCDCD}" r:id="rId1" ax:persistence="persistStorage"/>
+</file>
+
+<file path=word/activeX/activeX87.xml><?xml version="1.0" encoding="utf-8"?>
+<ax:ocx xmlns:ax="http://schemas.microsoft.com/office/2006/activeX" xmlns:r="http://schemas.openxmlformats.org/officeDocument/2006/relationships" ax:classid="{CDCDCDCD-CDCD-CDCD-CDCD-CDCDCDCDCDCD}" r:id="rId1" ax:persistence="persistStorage"/>
+</file>
+
+<file path=word/activeX/activeX88.xml><?xml version="1.0" encoding="utf-8"?>
+<ax:ocx xmlns:ax="http://schemas.microsoft.com/office/2006/activeX" xmlns:r="http://schemas.openxmlformats.org/officeDocument/2006/relationships" ax:classid="{CDCDCDCD-CDCD-CDCD-CDCD-CDCDCDCDCDCD}" r:id="rId1" ax:persistence="persistStorage"/>
+</file>
+
+<file path=word/activeX/activeX89.xml><?xml version="1.0" encoding="utf-8"?>
+<ax:ocx xmlns:ax="http://schemas.microsoft.com/office/2006/activeX" xmlns:r="http://schemas.openxmlformats.org/officeDocument/2006/relationships" ax:classid="{CDCDCDCD-CDCD-CDCD-CDCD-CDCDCDCDCDCD}" r:id="rId1" ax:persistence="persistStorage"/>
+</file>
+
+<file path=word/activeX/activeX9.xml><?xml version="1.0" encoding="utf-8"?>
+<ax:ocx xmlns:ax="http://schemas.microsoft.com/office/2006/activeX" xmlns:r="http://schemas.openxmlformats.org/officeDocument/2006/relationships" ax:classid="{CDCDCDCD-CDCD-CDCD-CDCD-CDCDCDCDCDCD}" r:id="rId1" ax:persistence="persistStorage"/>
+</file>
+
+<file path=word/activeX/activeX90.xml><?xml version="1.0" encoding="utf-8"?>
+<ax:ocx xmlns:ax="http://schemas.microsoft.com/office/2006/activeX" xmlns:r="http://schemas.openxmlformats.org/officeDocument/2006/relationships" ax:classid="{CDCDCDCD-CDCD-CDCD-CDCD-CDCDCDCDCDCD}" r:id="rId1" ax:persistence="persistStorage"/>
+</file>
+
+<file path=word/activeX/activeX91.xml><?xml version="1.0" encoding="utf-8"?>
+<ax:ocx xmlns:ax="http://schemas.microsoft.com/office/2006/activeX" xmlns:r="http://schemas.openxmlformats.org/officeDocument/2006/relationships" ax:classid="{CDCDCDCD-CDCD-CDCD-CDCD-CDCDCDCDCDCD}" r:id="rId1" ax:persistence="persistStorage"/>
+</file>
+
+<file path=word/activeX/activeX92.xml><?xml version="1.0" encoding="utf-8"?>
+<ax:ocx xmlns:ax="http://schemas.microsoft.com/office/2006/activeX" xmlns:r="http://schemas.openxmlformats.org/officeDocument/2006/relationships" ax:classid="{CDCDCDCD-CDCD-CDCD-CDCD-CDCDCDCDCDCD}" r:id="rId1" ax:persistence="persistStorage"/>
+</file>
+
+<file path=word/theme/theme1.xml><?xml version="1.0" encoding="utf-8"?>
 <a:theme xmlns:a="http://schemas.openxmlformats.org/drawingml/2006/main" name="WPS">
   <a:themeElements>
     <a:clrScheme name="WPS">
